--- a/klagomål/A 53654-2025 FSC-klagomål.docx
+++ b/klagomål/A 53654-2025 FSC-klagomål.docx
@@ -664,7 +664,7 @@
     <w:r>
       <w:tab/>
       <w:tab/>
-      <w:t>2025-10-31</w:t>
+      <w:t>2025-11-01</w:t>
       <w:br/>
       <w:br/>
     </w:r>

--- a/klagomål/A 53654-2025 FSC-klagomål.docx
+++ b/klagomål/A 53654-2025 FSC-klagomål.docx
@@ -664,7 +664,7 @@
     <w:r>
       <w:tab/>
       <w:tab/>
-      <w:t>2025-11-01</w:t>
+      <w:t>2025-11-02</w:t>
       <w:br/>
       <w:br/>
     </w:r>

--- a/klagomål/A 53654-2025 FSC-klagomål.docx
+++ b/klagomål/A 53654-2025 FSC-klagomål.docx
@@ -664,7 +664,7 @@
     <w:r>
       <w:tab/>
       <w:tab/>
-      <w:t>2025-11-02</w:t>
+      <w:t>2025-11-03</w:t>
       <w:br/>
       <w:br/>
     </w:r>

--- a/klagomål/A 53654-2025 FSC-klagomål.docx
+++ b/klagomål/A 53654-2025 FSC-klagomål.docx
@@ -664,7 +664,7 @@
     <w:r>
       <w:tab/>
       <w:tab/>
-      <w:t>2025-11-03</w:t>
+      <w:t>2025-11-04</w:t>
       <w:br/>
       <w:br/>
     </w:r>

--- a/klagomål/A 53654-2025 FSC-klagomål.docx
+++ b/klagomål/A 53654-2025 FSC-klagomål.docx
@@ -664,7 +664,7 @@
     <w:r>
       <w:tab/>
       <w:tab/>
-      <w:t>2025-11-04</w:t>
+      <w:t>2025-11-05</w:t>
       <w:br/>
       <w:br/>
     </w:r>

--- a/klagomål/A 53654-2025 FSC-klagomål.docx
+++ b/klagomål/A 53654-2025 FSC-klagomål.docx
@@ -664,7 +664,7 @@
     <w:r>
       <w:tab/>
       <w:tab/>
-      <w:t>2025-11-05</w:t>
+      <w:t>2025-11-06</w:t>
       <w:br/>
       <w:br/>
     </w:r>

--- a/klagomål/A 53654-2025 FSC-klagomål.docx
+++ b/klagomål/A 53654-2025 FSC-klagomål.docx
@@ -664,7 +664,7 @@
     <w:r>
       <w:tab/>
       <w:tab/>
-      <w:t>2025-11-06</w:t>
+      <w:t>2025-11-07</w:t>
       <w:br/>
       <w:br/>
     </w:r>

--- a/klagomål/A 53654-2025 FSC-klagomål.docx
+++ b/klagomål/A 53654-2025 FSC-klagomål.docx
@@ -664,7 +664,7 @@
     <w:r>
       <w:tab/>
       <w:tab/>
-      <w:t>2025-11-07</w:t>
+      <w:t>2025-11-08</w:t>
       <w:br/>
       <w:br/>
     </w:r>

--- a/klagomål/A 53654-2025 FSC-klagomål.docx
+++ b/klagomål/A 53654-2025 FSC-klagomål.docx
@@ -664,7 +664,7 @@
     <w:r>
       <w:tab/>
       <w:tab/>
-      <w:t>2025-11-08</w:t>
+      <w:t>2025-11-09</w:t>
       <w:br/>
       <w:br/>
     </w:r>

--- a/klagomål/A 53654-2025 FSC-klagomål.docx
+++ b/klagomål/A 53654-2025 FSC-klagomål.docx
@@ -664,7 +664,7 @@
     <w:r>
       <w:tab/>
       <w:tab/>
-      <w:t>2025-11-09</w:t>
+      <w:t>2025-11-10</w:t>
       <w:br/>
       <w:br/>
     </w:r>

--- a/klagomål/A 53654-2025 FSC-klagomål.docx
+++ b/klagomål/A 53654-2025 FSC-klagomål.docx
@@ -664,7 +664,7 @@
     <w:r>
       <w:tab/>
       <w:tab/>
-      <w:t>2025-11-10</w:t>
+      <w:t>2025-11-11</w:t>
       <w:br/>
       <w:br/>
     </w:r>

--- a/klagomål/A 53654-2025 FSC-klagomål.docx
+++ b/klagomål/A 53654-2025 FSC-klagomål.docx
@@ -664,7 +664,7 @@
     <w:r>
       <w:tab/>
       <w:tab/>
-      <w:t>2025-11-11</w:t>
+      <w:t>2025-11-12</w:t>
       <w:br/>
       <w:br/>
     </w:r>

--- a/klagomål/A 53654-2025 FSC-klagomål.docx
+++ b/klagomål/A 53654-2025 FSC-klagomål.docx
@@ -664,7 +664,7 @@
     <w:r>
       <w:tab/>
       <w:tab/>
-      <w:t>2025-11-12</w:t>
+      <w:t>2025-11-13</w:t>
       <w:br/>
       <w:br/>
     </w:r>

--- a/klagomål/A 53654-2025 FSC-klagomål.docx
+++ b/klagomål/A 53654-2025 FSC-klagomål.docx
@@ -664,7 +664,7 @@
     <w:r>
       <w:tab/>
       <w:tab/>
-      <w:t>2025-11-13</w:t>
+      <w:t>2025-11-14</w:t>
       <w:br/>
       <w:br/>
     </w:r>

--- a/klagomål/A 53654-2025 FSC-klagomål.docx
+++ b/klagomål/A 53654-2025 FSC-klagomål.docx
@@ -191,7 +191,7 @@
     </w:p>
     <w:p>
       <w:r>
-        <w:t>I avverkningsanmälan har följande 1 naturvårdsarter hittats: fläcknycklar (§8). För fridlysta arter anges även paragrafen i Artskyddsförordningen som arten är fridlyst enligt.</w:t>
+        <w:t>I avverkningsanmälan har följande 4 naturvårdsarter hittats: mörk kolflarnlav (NT), varglav (NT, §8), orre (§4) och fläcknycklar (§8). Av dessa är 2 rödlistade. För rödlistade arter har rödlistekategorin angivits inom parentes. För fridlysta arter anges även paragrafen i Artskyddsförordningen som arten är fridlyst enligt.</w:t>
       </w:r>
     </w:p>
     <w:p>
@@ -247,6 +247,17 @@
       </w:r>
     </w:p>
     <w:p>
+      <w:r>
+        <w:rPr>
+          <w:b/>
+        </w:rPr>
+        <w:t>Mörk kolflarnlav (NT)</w:t>
+      </w:r>
+      <w:r>
+        <w:t xml:space="preserve"> är brandberoende och växer nästan uteslutande på kolad hård kärnved av tall. Arten förekommer främst i glesa, öppna tall- och blandbarrskogar av naturskogskaraktär och etableringen verkar ske sent efter brand, kanske först efter 100–300 år. Mörk kolflarnlav indikerar skog med höga naturvärden och vanligast är att den påträffas på rester av nedbrunna torrakor och högstubbar och lågstubbar som är så grova att hela innandömet är urbränt. Tall- och blandbarrskogar av naturskogskaraktär med spår av återkommande bränder hyser höga biologiska värden och bör skyddas (SLU Artdatabanken, 2024).</w:t>
+      </w:r>
+    </w:p>
+    <w:p>
       <w:pPr>
         <w:pStyle w:val="Heading1"/>
       </w:pPr>
@@ -256,7 +267,32 @@
     </w:p>
     <w:p>
       <w:r>
-        <w:t>Följande fridlysta arter har sina livsmiljöer och växtplatser i den avverkningsanmälda skogen: fläcknycklar (§8).</w:t>
+        <w:t>Följande fridlysta arter har sina livsmiljöer och växtplatser i den avverkningsanmälda skogen: varglav (NT, §8), orre (§4) och fläcknycklar (§8).</w:t>
+      </w:r>
+    </w:p>
+    <w:p>
+      <w:r>
+        <w:t xml:space="preserve">Observera att medlemsländerna är skyldiga att agera i enlighet med EU:s fågeldirektiv där det uttryckligen står att direktivet gäller för fåglar samt för deras ägg, bon och </w:t>
+      </w:r>
+      <w:r>
+        <w:rPr>
+          <w:b/>
+        </w:rPr>
+        <w:t xml:space="preserve">livsmiljöer </w:t>
+      </w:r>
+      <w:r>
+        <w:t>(artikel 1). Vidare att de åtgärder som vidtas inte får leda till en försämring av den nuvarande situationen beträffande bevarandet av de fågelarter som avses i artikel 1 (artikel 13). Fågeldirektivet är styrande för tillsynsansvariga myndigheters ärendehantering, ställningstaganden och beslutsfattande.</w:t>
+      </w:r>
+    </w:p>
+    <w:p>
+      <w:r>
+        <w:rPr>
+          <w:b/>
+        </w:rPr>
+        <w:t>Varglav (NT, §8)</w:t>
+      </w:r>
+      <w:r>
+        <w:t xml:space="preserve"> växer på gammal, torr, hård ved, främst på torrakor och högstubbar av tall i öppna lägen, främst på myrar och i myrkanter. Lämpliga torrakor nyskapas praktiskt taget inte alls. Arten är placerad högst upp i Skogsstyrelsens värdepyramid för bedömning av skog med höga naturvärden och är fridlyst enligt 8 § artskyddsförordningen. Tidigare fanns varglav även på ved i kulturlandskapet men den har nästan helt försvunnit från denna miljö (SLU Artdatabanken, 2024; Nitare &amp; Skogsstyrelsen, 2019).</w:t>
       </w:r>
     </w:p>
     <w:p>
@@ -311,6 +347,22 @@
       <w:r>
         <w:t>I den avverkningsanmälda skogen har fridlysta arter sina livsmiljöer och växtplatser. Att skada de fridlysta arternas livsmiljöer, växtplatser eller ekologiska funktion är inte tillåtet enligt artskyddsförordningen.</w:t>
       </w:r>
+      <w:r>
+        <w:rPr>
+          <w:i/>
+        </w:rPr>
+        <w:t xml:space="preserve"> EU:s medlemsländer och skogsbolag är skyldiga att agera i enlighet med EU:s fågeldirektiv där det uttryckligen står att direktivet gäller för fåglar samt för deras ägg, bon och </w:t>
+      </w:r>
+      <w:r>
+        <w:rPr>
+          <w:b/>
+          <w:i/>
+        </w:rPr>
+        <w:t xml:space="preserve">livsmiljöer </w:t>
+      </w:r>
+      <w:r>
+        <w:t>(artikel 1). Vidare att de åtgärder som vidtas inte får leda till en försämring av den nuvarande situationen beträffande bevarandet av de fågelarter som avses i artikel 1 (artikel 13).</w:t>
+      </w:r>
     </w:p>
     <w:p>
       <w:r>
@@ -349,7 +401,7 @@
         <w:rPr>
           <w:i/>
         </w:rPr>
-        <w:t>I det avverkningsanmälda skogsområdet har 1 naturvårdsarter varav 0 rödlistade arter sina livsmiljöer och växtplatser.</w:t>
+        <w:t>I det avverkningsanmälda skogsområdet har 4 naturvårdsarter varav 2 rödlistade arter sina livsmiljöer och växtplatser.</w:t>
       </w:r>
     </w:p>
     <w:p>
@@ -664,7 +716,7 @@
     <w:r>
       <w:tab/>
       <w:tab/>
-      <w:t>2025-11-14</w:t>
+      <w:t>2025-11-15</w:t>
       <w:br/>
       <w:br/>
     </w:r>

--- a/klagomål/A 53654-2025 FSC-klagomål.docx
+++ b/klagomål/A 53654-2025 FSC-klagomål.docx
@@ -716,7 +716,7 @@
     <w:r>
       <w:tab/>
       <w:tab/>
-      <w:t>2025-11-15</w:t>
+      <w:t>2025-11-20</w:t>
       <w:br/>
       <w:br/>
     </w:r>

--- a/klagomål/A 53654-2025 FSC-klagomål.docx
+++ b/klagomål/A 53654-2025 FSC-klagomål.docx
@@ -716,7 +716,7 @@
     <w:r>
       <w:tab/>
       <w:tab/>
-      <w:t>2025-11-20</w:t>
+      <w:t>2025-11-21</w:t>
       <w:br/>
       <w:br/>
     </w:r>

--- a/klagomål/A 53654-2025 FSC-klagomål.docx
+++ b/klagomål/A 53654-2025 FSC-klagomål.docx
@@ -716,7 +716,7 @@
     <w:r>
       <w:tab/>
       <w:tab/>
-      <w:t>2025-11-21</w:t>
+      <w:t>2025-11-22</w:t>
       <w:br/>
       <w:br/>
     </w:r>

--- a/klagomål/A 53654-2025 FSC-klagomål.docx
+++ b/klagomål/A 53654-2025 FSC-klagomål.docx
@@ -716,7 +716,7 @@
     <w:r>
       <w:tab/>
       <w:tab/>
-      <w:t>2025-11-22</w:t>
+      <w:t>2025-11-23</w:t>
       <w:br/>
       <w:br/>
     </w:r>

--- a/klagomål/A 53654-2025 FSC-klagomål.docx
+++ b/klagomål/A 53654-2025 FSC-klagomål.docx
@@ -716,7 +716,7 @@
     <w:r>
       <w:tab/>
       <w:tab/>
-      <w:t>2025-11-23</w:t>
+      <w:t>2025-11-24</w:t>
       <w:br/>
       <w:br/>
     </w:r>

--- a/klagomål/A 53654-2025 FSC-klagomål.docx
+++ b/klagomål/A 53654-2025 FSC-klagomål.docx
@@ -716,7 +716,7 @@
     <w:r>
       <w:tab/>
       <w:tab/>
-      <w:t>2025-11-24</w:t>
+      <w:t>2025-11-25</w:t>
       <w:br/>
       <w:br/>
     </w:r>

--- a/klagomål/A 53654-2025 FSC-klagomål.docx
+++ b/klagomål/A 53654-2025 FSC-klagomål.docx
@@ -716,7 +716,7 @@
     <w:r>
       <w:tab/>
       <w:tab/>
-      <w:t>2025-11-25</w:t>
+      <w:t>2025-11-26</w:t>
       <w:br/>
       <w:br/>
     </w:r>

--- a/klagomål/A 53654-2025 FSC-klagomål.docx
+++ b/klagomål/A 53654-2025 FSC-klagomål.docx
@@ -716,7 +716,7 @@
     <w:r>
       <w:tab/>
       <w:tab/>
-      <w:t>2025-11-26</w:t>
+      <w:t>2025-11-27</w:t>
       <w:br/>
       <w:br/>
     </w:r>

--- a/klagomål/A 53654-2025 FSC-klagomål.docx
+++ b/klagomål/A 53654-2025 FSC-klagomål.docx
@@ -716,7 +716,7 @@
     <w:r>
       <w:tab/>
       <w:tab/>
-      <w:t>2025-11-27</w:t>
+      <w:t>2025-11-28</w:t>
       <w:br/>
       <w:br/>
     </w:r>

--- a/klagomål/A 53654-2025 FSC-klagomål.docx
+++ b/klagomål/A 53654-2025 FSC-klagomål.docx
@@ -716,7 +716,7 @@
     <w:r>
       <w:tab/>
       <w:tab/>
-      <w:t>2025-11-28</w:t>
+      <w:t>2025-11-29</w:t>
       <w:br/>
       <w:br/>
     </w:r>

--- a/klagomål/A 53654-2025 FSC-klagomål.docx
+++ b/klagomål/A 53654-2025 FSC-klagomål.docx
@@ -716,7 +716,7 @@
     <w:r>
       <w:tab/>
       <w:tab/>
-      <w:t>2025-11-29</w:t>
+      <w:t>2025-11-30</w:t>
       <w:br/>
       <w:br/>
     </w:r>

--- a/klagomål/A 53654-2025 FSC-klagomål.docx
+++ b/klagomål/A 53654-2025 FSC-klagomål.docx
@@ -716,7 +716,7 @@
     <w:r>
       <w:tab/>
       <w:tab/>
-      <w:t>2025-11-30</w:t>
+      <w:t>2025-12-01</w:t>
       <w:br/>
       <w:br/>
     </w:r>

--- a/klagomål/A 53654-2025 FSC-klagomål.docx
+++ b/klagomål/A 53654-2025 FSC-klagomål.docx
@@ -716,7 +716,7 @@
     <w:r>
       <w:tab/>
       <w:tab/>
-      <w:t>2025-12-01</w:t>
+      <w:t>2025-12-02</w:t>
       <w:br/>
       <w:br/>
     </w:r>

--- a/klagomål/A 53654-2025 FSC-klagomål.docx
+++ b/klagomål/A 53654-2025 FSC-klagomål.docx
@@ -716,7 +716,7 @@
     <w:r>
       <w:tab/>
       <w:tab/>
-      <w:t>2025-12-02</w:t>
+      <w:t>2025-12-03</w:t>
       <w:br/>
       <w:br/>
     </w:r>

--- a/klagomål/A 53654-2025 FSC-klagomål.docx
+++ b/klagomål/A 53654-2025 FSC-klagomål.docx
@@ -716,7 +716,7 @@
     <w:r>
       <w:tab/>
       <w:tab/>
-      <w:t>2025-12-03</w:t>
+      <w:t>2025-12-04</w:t>
       <w:br/>
       <w:br/>
     </w:r>

--- a/klagomål/A 53654-2025 FSC-klagomål.docx
+++ b/klagomål/A 53654-2025 FSC-klagomål.docx
@@ -716,7 +716,7 @@
     <w:r>
       <w:tab/>
       <w:tab/>
-      <w:t>2025-12-04</w:t>
+      <w:t>2025-12-05</w:t>
       <w:br/>
       <w:br/>
     </w:r>

--- a/klagomål/A 53654-2025 FSC-klagomål.docx
+++ b/klagomål/A 53654-2025 FSC-klagomål.docx
@@ -716,7 +716,7 @@
     <w:r>
       <w:tab/>
       <w:tab/>
-      <w:t>2025-12-05</w:t>
+      <w:t>2025-12-06</w:t>
       <w:br/>
       <w:br/>
     </w:r>

--- a/klagomål/A 53654-2025 FSC-klagomål.docx
+++ b/klagomål/A 53654-2025 FSC-klagomål.docx
@@ -716,7 +716,7 @@
     <w:r>
       <w:tab/>
       <w:tab/>
-      <w:t>2025-12-06</w:t>
+      <w:t>2025-12-07</w:t>
       <w:br/>
       <w:br/>
     </w:r>

--- a/klagomål/A 53654-2025 FSC-klagomål.docx
+++ b/klagomål/A 53654-2025 FSC-klagomål.docx
@@ -716,7 +716,7 @@
     <w:r>
       <w:tab/>
       <w:tab/>
-      <w:t>2025-12-07</w:t>
+      <w:t>2025-12-08</w:t>
       <w:br/>
       <w:br/>
     </w:r>

--- a/klagomål/A 53654-2025 FSC-klagomål.docx
+++ b/klagomål/A 53654-2025 FSC-klagomål.docx
@@ -716,7 +716,7 @@
     <w:r>
       <w:tab/>
       <w:tab/>
-      <w:t>2025-12-08</w:t>
+      <w:t>2025-12-09</w:t>
       <w:br/>
       <w:br/>
     </w:r>

--- a/klagomål/A 53654-2025 FSC-klagomål.docx
+++ b/klagomål/A 53654-2025 FSC-klagomål.docx
@@ -716,7 +716,7 @@
     <w:r>
       <w:tab/>
       <w:tab/>
-      <w:t>2025-12-09</w:t>
+      <w:t>2025-12-10</w:t>
       <w:br/>
       <w:br/>
     </w:r>

--- a/klagomål/A 53654-2025 FSC-klagomål.docx
+++ b/klagomål/A 53654-2025 FSC-klagomål.docx
@@ -716,7 +716,7 @@
     <w:r>
       <w:tab/>
       <w:tab/>
-      <w:t>2025-12-10</w:t>
+      <w:t>2025-12-11</w:t>
       <w:br/>
       <w:br/>
     </w:r>

--- a/klagomål/A 53654-2025 FSC-klagomål.docx
+++ b/klagomål/A 53654-2025 FSC-klagomål.docx
@@ -716,7 +716,7 @@
     <w:r>
       <w:tab/>
       <w:tab/>
-      <w:t>2025-12-11</w:t>
+      <w:t>2025-12-12</w:t>
       <w:br/>
       <w:br/>
     </w:r>

--- a/klagomål/A 53654-2025 FSC-klagomål.docx
+++ b/klagomål/A 53654-2025 FSC-klagomål.docx
@@ -716,7 +716,7 @@
     <w:r>
       <w:tab/>
       <w:tab/>
-      <w:t>2025-12-12</w:t>
+      <w:t>2025-12-13</w:t>
       <w:br/>
       <w:br/>
     </w:r>

--- a/klagomål/A 53654-2025 FSC-klagomål.docx
+++ b/klagomål/A 53654-2025 FSC-klagomål.docx
@@ -716,7 +716,7 @@
     <w:r>
       <w:tab/>
       <w:tab/>
-      <w:t>2025-12-19</w:t>
+      <w:t>2025-12-20</w:t>
       <w:br/>
       <w:br/>
     </w:r>

--- a/klagomål/A 53654-2025 FSC-klagomål.docx
+++ b/klagomål/A 53654-2025 FSC-klagomål.docx
@@ -716,7 +716,7 @@
     <w:r>
       <w:tab/>
       <w:tab/>
-      <w:t>2025-12-20</w:t>
+      <w:t>2025-12-21</w:t>
       <w:br/>
       <w:br/>
     </w:r>

--- a/klagomål/A 53654-2025 FSC-klagomål.docx
+++ b/klagomål/A 53654-2025 FSC-klagomål.docx
@@ -716,7 +716,7 @@
     <w:r>
       <w:tab/>
       <w:tab/>
-      <w:t>2025-12-21</w:t>
+      <w:t>2025-12-22</w:t>
       <w:br/>
       <w:br/>
     </w:r>

--- a/klagomål/A 53654-2025 FSC-klagomål.docx
+++ b/klagomål/A 53654-2025 FSC-klagomål.docx
@@ -716,7 +716,7 @@
     <w:r>
       <w:tab/>
       <w:tab/>
-      <w:t>2025-12-22</w:t>
+      <w:t>2025-12-26</w:t>
       <w:br/>
       <w:br/>
     </w:r>

--- a/klagomål/A 53654-2025 FSC-klagomål.docx
+++ b/klagomål/A 53654-2025 FSC-klagomål.docx
@@ -716,7 +716,7 @@
     <w:r>
       <w:tab/>
       <w:tab/>
-      <w:t>2026-01-03</w:t>
+      <w:t>2026-01-04</w:t>
       <w:br/>
       <w:br/>
     </w:r>

--- a/klagomål/A 53654-2025 FSC-klagomål.docx
+++ b/klagomål/A 53654-2025 FSC-klagomål.docx
@@ -716,7 +716,7 @@
     <w:r>
       <w:tab/>
       <w:tab/>
-      <w:t>2026-01-07</w:t>
+      <w:t>2026-01-08</w:t>
       <w:br/>
       <w:br/>
     </w:r>

--- a/klagomål/A 53654-2025 FSC-klagomål.docx
+++ b/klagomål/A 53654-2025 FSC-klagomål.docx
@@ -716,7 +716,7 @@
     <w:r>
       <w:tab/>
       <w:tab/>
-      <w:t>2026-01-08</w:t>
+      <w:t>2026-01-09</w:t>
       <w:br/>
       <w:br/>
     </w:r>

--- a/klagomål/A 53654-2025 FSC-klagomål.docx
+++ b/klagomål/A 53654-2025 FSC-klagomål.docx
@@ -716,7 +716,7 @@
     <w:r>
       <w:tab/>
       <w:tab/>
-      <w:t>2026-01-09</w:t>
+      <w:t>2026-01-10</w:t>
       <w:br/>
       <w:br/>
     </w:r>

--- a/klagomål/A 53654-2025 FSC-klagomål.docx
+++ b/klagomål/A 53654-2025 FSC-klagomål.docx
@@ -716,7 +716,7 @@
     <w:r>
       <w:tab/>
       <w:tab/>
-      <w:t>2026-01-10</w:t>
+      <w:t>2026-01-11</w:t>
       <w:br/>
       <w:br/>
     </w:r>

--- a/klagomål/A 53654-2025 FSC-klagomål.docx
+++ b/klagomål/A 53654-2025 FSC-klagomål.docx
@@ -716,7 +716,7 @@
     <w:r>
       <w:tab/>
       <w:tab/>
-      <w:t>2026-01-11</w:t>
+      <w:t>2026-01-12</w:t>
       <w:br/>
       <w:br/>
     </w:r>

--- a/klagomål/A 53654-2025 FSC-klagomål.docx
+++ b/klagomål/A 53654-2025 FSC-klagomål.docx
@@ -716,7 +716,7 @@
     <w:r>
       <w:tab/>
       <w:tab/>
-      <w:t>2026-01-12</w:t>
+      <w:t>2026-01-13</w:t>
       <w:br/>
       <w:br/>
     </w:r>

--- a/klagomål/A 53654-2025 FSC-klagomål.docx
+++ b/klagomål/A 53654-2025 FSC-klagomål.docx
@@ -716,7 +716,7 @@
     <w:r>
       <w:tab/>
       <w:tab/>
-      <w:t>2026-01-13</w:t>
+      <w:t>2026-01-14</w:t>
       <w:br/>
       <w:br/>
     </w:r>

--- a/klagomål/A 53654-2025 FSC-klagomål.docx
+++ b/klagomål/A 53654-2025 FSC-klagomål.docx
@@ -716,7 +716,7 @@
     <w:r>
       <w:tab/>
       <w:tab/>
-      <w:t>2026-01-14</w:t>
+      <w:t>2026-01-15</w:t>
       <w:br/>
       <w:br/>
     </w:r>

--- a/klagomål/A 53654-2025 FSC-klagomål.docx
+++ b/klagomål/A 53654-2025 FSC-klagomål.docx
@@ -716,7 +716,7 @@
     <w:r>
       <w:tab/>
       <w:tab/>
-      <w:t>2026-01-15</w:t>
+      <w:t>2026-01-16</w:t>
       <w:br/>
       <w:br/>
     </w:r>

--- a/klagomål/A 53654-2025 FSC-klagomål.docx
+++ b/klagomål/A 53654-2025 FSC-klagomål.docx
@@ -716,7 +716,7 @@
     <w:r>
       <w:tab/>
       <w:tab/>
-      <w:t>2026-01-16</w:t>
+      <w:t>2026-01-17</w:t>
       <w:br/>
       <w:br/>
     </w:r>

--- a/klagomål/A 53654-2025 FSC-klagomål.docx
+++ b/klagomål/A 53654-2025 FSC-klagomål.docx
@@ -716,7 +716,7 @@
     <w:r>
       <w:tab/>
       <w:tab/>
-      <w:t>2026-01-17</w:t>
+      <w:t>2026-01-18</w:t>
       <w:br/>
       <w:br/>
     </w:r>

--- a/klagomål/A 53654-2025 FSC-klagomål.docx
+++ b/klagomål/A 53654-2025 FSC-klagomål.docx
@@ -716,7 +716,7 @@
     <w:r>
       <w:tab/>
       <w:tab/>
-      <w:t>2026-01-18</w:t>
+      <w:t>2026-01-19</w:t>
       <w:br/>
       <w:br/>
     </w:r>

--- a/klagomål/A 53654-2025 FSC-klagomål.docx
+++ b/klagomål/A 53654-2025 FSC-klagomål.docx
@@ -716,7 +716,7 @@
     <w:r>
       <w:tab/>
       <w:tab/>
-      <w:t>2026-01-19</w:t>
+      <w:t>2026-01-20</w:t>
       <w:br/>
       <w:br/>
     </w:r>

--- a/klagomål/A 53654-2025 FSC-klagomål.docx
+++ b/klagomål/A 53654-2025 FSC-klagomål.docx
@@ -716,7 +716,7 @@
     <w:r>
       <w:tab/>
       <w:tab/>
-      <w:t>2026-01-20</w:t>
+      <w:t>2026-01-21</w:t>
       <w:br/>
       <w:br/>
     </w:r>

--- a/klagomål/A 53654-2025 FSC-klagomål.docx
+++ b/klagomål/A 53654-2025 FSC-klagomål.docx
@@ -716,7 +716,7 @@
     <w:r>
       <w:tab/>
       <w:tab/>
-      <w:t>2026-01-21</w:t>
+      <w:t>2026-01-23</w:t>
       <w:br/>
       <w:br/>
     </w:r>

--- a/klagomål/A 53654-2025 FSC-klagomål.docx
+++ b/klagomål/A 53654-2025 FSC-klagomål.docx
@@ -716,7 +716,7 @@
     <w:r>
       <w:tab/>
       <w:tab/>
-      <w:t>2026-01-23</w:t>
+      <w:t>2026-01-24</w:t>
       <w:br/>
       <w:br/>
     </w:r>

--- a/klagomål/A 53654-2025 FSC-klagomål.docx
+++ b/klagomål/A 53654-2025 FSC-klagomål.docx
@@ -716,7 +716,7 @@
     <w:r>
       <w:tab/>
       <w:tab/>
-      <w:t>2026-01-24</w:t>
+      <w:t>2026-01-25</w:t>
       <w:br/>
       <w:br/>
     </w:r>

--- a/klagomål/A 53654-2025 FSC-klagomål.docx
+++ b/klagomål/A 53654-2025 FSC-klagomål.docx
@@ -716,7 +716,7 @@
     <w:r>
       <w:tab/>
       <w:tab/>
-      <w:t>2026-01-25</w:t>
+      <w:t>2026-01-26</w:t>
       <w:br/>
       <w:br/>
     </w:r>

--- a/klagomål/A 53654-2025 FSC-klagomål.docx
+++ b/klagomål/A 53654-2025 FSC-klagomål.docx
@@ -716,7 +716,7 @@
     <w:r>
       <w:tab/>
       <w:tab/>
-      <w:t>2026-01-26</w:t>
+      <w:t>2026-01-27</w:t>
       <w:br/>
       <w:br/>
     </w:r>

--- a/klagomål/A 53654-2025 FSC-klagomål.docx
+++ b/klagomål/A 53654-2025 FSC-klagomål.docx
@@ -716,7 +716,7 @@
     <w:r>
       <w:tab/>
       <w:tab/>
-      <w:t>2026-01-27</w:t>
+      <w:t>2026-01-28</w:t>
       <w:br/>
       <w:br/>
     </w:r>

--- a/klagomål/A 53654-2025 FSC-klagomål.docx
+++ b/klagomål/A 53654-2025 FSC-klagomål.docx
@@ -716,7 +716,7 @@
     <w:r>
       <w:tab/>
       <w:tab/>
-      <w:t>2026-02-22</w:t>
+      <w:t>2026-02-23</w:t>
       <w:br/>
       <w:br/>
     </w:r>

--- a/klagomål/A 53654-2025 FSC-klagomål.docx
+++ b/klagomål/A 53654-2025 FSC-klagomål.docx
@@ -716,7 +716,7 @@
     <w:r>
       <w:tab/>
       <w:tab/>
-      <w:t>2026-02-23</w:t>
+      <w:t>2026-02-24</w:t>
       <w:br/>
       <w:br/>
     </w:r>

--- a/klagomål/A 53654-2025 FSC-klagomål.docx
+++ b/klagomål/A 53654-2025 FSC-klagomål.docx
@@ -716,7 +716,7 @@
     <w:r>
       <w:tab/>
       <w:tab/>
-      <w:t>2026-02-24</w:t>
+      <w:t>2026-02-25</w:t>
       <w:br/>
       <w:br/>
     </w:r>

--- a/klagomål/A 53654-2025 FSC-klagomål.docx
+++ b/klagomål/A 53654-2025 FSC-klagomål.docx
@@ -716,7 +716,7 @@
     <w:r>
       <w:tab/>
       <w:tab/>
-      <w:t>2026-02-25</w:t>
+      <w:t>2026-02-26</w:t>
       <w:br/>
       <w:br/>
     </w:r>

--- a/klagomål/A 53654-2025 FSC-klagomål.docx
+++ b/klagomål/A 53654-2025 FSC-klagomål.docx
@@ -716,7 +716,7 @@
     <w:r>
       <w:tab/>
       <w:tab/>
-      <w:t>2026-02-26</w:t>
+      <w:t>2026-02-28</w:t>
       <w:br/>
       <w:br/>
     </w:r>

--- a/klagomål/A 53654-2025 FSC-klagomål.docx
+++ b/klagomål/A 53654-2025 FSC-klagomål.docx
@@ -716,7 +716,7 @@
     <w:r>
       <w:tab/>
       <w:tab/>
-      <w:t>2026-02-28</w:t>
+      <w:t>2026-03-01</w:t>
       <w:br/>
       <w:br/>
     </w:r>

--- a/klagomål/A 53654-2025 FSC-klagomål.docx
+++ b/klagomål/A 53654-2025 FSC-klagomål.docx
@@ -716,7 +716,7 @@
     <w:r>
       <w:tab/>
       <w:tab/>
-      <w:t>2026-03-01</w:t>
+      <w:t>2026-03-02</w:t>
       <w:br/>
       <w:br/>
     </w:r>

--- a/klagomål/A 53654-2025 FSC-klagomål.docx
+++ b/klagomål/A 53654-2025 FSC-klagomål.docx
@@ -292,7 +292,7 @@
         <w:t>Varglav (NT, §8)</w:t>
       </w:r>
       <w:r>
-        <w:t xml:space="preserve"> växer på gammal, torr, hård ved, främst på torrakor och högstubbar av tall i öppna lägen, främst på myrar och i myrkanter. Lämpliga torrakor nyskapas praktiskt taget inte alls. Arten är placerad högst upp i Skogsstyrelsens värdepyramid för bedömning av skog med höga naturvärden och är fridlyst enligt 8 § artskyddsförordningen. Tidigare fanns varglav även på ved i kulturlandskapet men den har nästan helt försvunnit från denna miljö (SLU Artdatabanken, 2024; Nitare &amp; Skogsstyrelsen, 2019).</w:t>
+        <w:t xml:space="preserve"> växer på gammal, torr, hård ved, främst på torrakor och högstubbar av tall i öppna lägen, främst på myrar och i myrkanter. Lämpliga torrakor nyskapas praktiskt taget inte alls. Arten är placerad högst upp i Skogsstyrelsens värdepyramid för bedömning av skog med höga naturvärden och är fridlyst enligt 8 § artskyddsförordningen. Tidigare fanns varglav även på ved i kulturlandskapet men den har nästan helt försvunnit från denna miljö. På lokaler med riklig förekomst av varglav kan man hitta den sällsynta lavparasiten varglavsknöl (VU), som är knuten till varglav (SLU Artdatabanken, 2024; Nitare &amp; Skogsstyrelsen, 2019).</w:t>
       </w:r>
     </w:p>
     <w:p>
@@ -716,7 +716,7 @@
     <w:r>
       <w:tab/>
       <w:tab/>
-      <w:t>2026-03-02</w:t>
+      <w:t>2026-03-03</w:t>
       <w:br/>
       <w:br/>
     </w:r>

--- a/klagomål/A 53654-2025 FSC-klagomål.docx
+++ b/klagomål/A 53654-2025 FSC-klagomål.docx
@@ -716,7 +716,7 @@
     <w:r>
       <w:tab/>
       <w:tab/>
-      <w:t>2026-03-03</w:t>
+      <w:t>2026-03-04</w:t>
       <w:br/>
       <w:br/>
     </w:r>

--- a/klagomål/A 53654-2025 FSC-klagomål.docx
+++ b/klagomål/A 53654-2025 FSC-klagomål.docx
@@ -716,7 +716,7 @@
     <w:r>
       <w:tab/>
       <w:tab/>
-      <w:t>2026-03-04</w:t>
+      <w:t>2026-03-05</w:t>
       <w:br/>
       <w:br/>
     </w:r>

--- a/klagomål/A 53654-2025 FSC-klagomål.docx
+++ b/klagomål/A 53654-2025 FSC-klagomål.docx
@@ -716,7 +716,7 @@
     <w:r>
       <w:tab/>
       <w:tab/>
-      <w:t>2026-03-05</w:t>
+      <w:t>2026-03-06</w:t>
       <w:br/>
       <w:br/>
     </w:r>

--- a/klagomål/A 53654-2025 FSC-klagomål.docx
+++ b/klagomål/A 53654-2025 FSC-klagomål.docx
@@ -716,7 +716,7 @@
     <w:r>
       <w:tab/>
       <w:tab/>
-      <w:t>2026-03-06</w:t>
+      <w:t>2026-03-07</w:t>
       <w:br/>
       <w:br/>
     </w:r>

--- a/klagomål/A 53654-2025 FSC-klagomål.docx
+++ b/klagomål/A 53654-2025 FSC-klagomål.docx
@@ -716,7 +716,7 @@
     <w:r>
       <w:tab/>
       <w:tab/>
-      <w:t>2026-06-15</w:t>
+      <w:t>2026-06-16</w:t>
       <w:br/>
       <w:br/>
     </w:r>

--- a/klagomål/A 53654-2025 FSC-klagomål.docx
+++ b/klagomål/A 53654-2025 FSC-klagomål.docx
@@ -716,7 +716,7 @@
     <w:r>
       <w:tab/>
       <w:tab/>
-      <w:t>2026-06-16</w:t>
+      <w:t>2026-06-17</w:t>
       <w:br/>
       <w:br/>
     </w:r>

--- a/klagomål/A 53654-2025 FSC-klagomål.docx
+++ b/klagomål/A 53654-2025 FSC-klagomål.docx
@@ -1,6 +1,6 @@
 
 <file path=word/document.xml><?xml version="1.0" encoding="utf-8"?>
-<w:document xmlns:wpc="http://schemas.microsoft.com/office/word/2010/wordprocessingCanvas" xmlns:cx="http://schemas.microsoft.com/office/drawing/2014/chartex" xmlns:cx1="http://schemas.microsoft.com/office/drawing/2015/9/8/chartex" xmlns:cx2="http://schemas.microsoft.com/office/drawing/2015/10/21/chartex" xmlns:cx3="http://schemas.microsoft.com/office/drawing/2016/5/9/chartex" xmlns:cx4="http://schemas.microsoft.com/office/drawing/2016/5/10/chartex" xmlns:cx5="http://schemas.microsoft.com/office/drawing/2016/5/11/chartex" xmlns:cx6="http://schemas.microsoft.com/office/drawing/2016/5/12/chartex" xmlns:cx7="http://schemas.microsoft.com/office/drawing/2016/5/13/chartex" xmlns:cx8="http://schemas.microsoft.com/office/drawing/2016/5/14/chartex" xmlns:mc="http://schemas.openxmlformats.org/markup-compatibility/2006" xmlns:aink="http://schemas.microsoft.com/office/drawing/2016/ink" xmlns:am3d="http://schemas.microsoft.com/office/drawing/2017/model3d" xmlns:o="urn:schemas-microsoft-com:office:office" xmlns:oel="http://schemas.microsoft.com/office/2019/extlst" xmlns:r="http://schemas.openxmlformats.org/officeDocument/2006/relationships" xmlns:m="http://schemas.openxmlformats.org/officeDocument/2006/math" xmlns:v="urn:schemas-microsoft-com:vml" xmlns:wp14="http://schemas.microsoft.com/office/word/2010/wordprocessingDrawing" xmlns:wp="http://schemas.openxmlformats.org/drawingml/2006/wordprocessingDrawing" xmlns:w10="urn:schemas-microsoft-com:office:word" xmlns:w="http://schemas.openxmlformats.org/wordprocessingml/2006/main" xmlns:w14="http://schemas.microsoft.com/office/word/2010/wordml" xmlns:w15="http://schemas.microsoft.com/office/word/2012/wordml" xmlns:w16cex="http://schemas.microsoft.com/office/word/2018/wordml/cex" xmlns:w16cid="http://schemas.microsoft.com/office/word/2016/wordml/cid" xmlns:w16="http://schemas.microsoft.com/office/word/2018/wordml" xmlns:w16sdtdh="http://schemas.microsoft.com/office/word/2020/wordml/sdtdatahash" xmlns:w16se="http://schemas.microsoft.com/office/word/2015/wordml/symex" xmlns:wpg="http://schemas.microsoft.com/office/word/2010/wordprocessingGroup" xmlns:wpi="http://schemas.microsoft.com/office/word/2010/wordprocessingInk" xmlns:wne="http://schemas.microsoft.com/office/word/2006/wordml" xmlns:wps="http://schemas.microsoft.com/office/word/2010/wordprocessingShape" mc:Ignorable="w14 w15 w16se w16cid w16 w16cex w16sdtdh wp14">
+<w:document xmlns:wpc="http://schemas.microsoft.com/office/word/2010/wordprocessingCanvas" xmlns:cx="http://schemas.microsoft.com/office/drawing/2014/chartex" xmlns:cx1="http://schemas.microsoft.com/office/drawing/2015/9/8/chartex" xmlns:cx2="http://schemas.microsoft.com/office/drawing/2015/10/21/chartex" xmlns:cx3="http://schemas.microsoft.com/office/drawing/2016/5/9/chartex" xmlns:cx4="http://schemas.microsoft.com/office/drawing/2016/5/10/chartex" xmlns:cx5="http://schemas.microsoft.com/office/drawing/2016/5/11/chartex" xmlns:cx6="http://schemas.microsoft.com/office/drawing/2016/5/12/chartex" xmlns:cx7="http://schemas.microsoft.com/office/drawing/2016/5/13/chartex" xmlns:cx8="http://schemas.microsoft.com/office/drawing/2016/5/14/chartex" xmlns:mc="http://schemas.openxmlformats.org/markup-compatibility/2006" xmlns:aink="http://schemas.microsoft.com/office/drawing/2016/ink" xmlns:am3d="http://schemas.microsoft.com/office/drawing/2017/model3d" xmlns:o="urn:schemas-microsoft-com:office:office" xmlns:oel="http://schemas.microsoft.com/office/2019/extlst" xmlns:r="http://schemas.openxmlformats.org/officeDocument/2006/relationships" xmlns:m="http://schemas.openxmlformats.org/officeDocument/2006/math" xmlns:v="urn:schemas-microsoft-com:vml" xmlns:wp14="http://schemas.microsoft.com/office/word/2010/wordprocessingDrawing" xmlns:wp="http://schemas.openxmlformats.org/drawingml/2006/wordprocessingDrawing" xmlns:w10="urn:schemas-microsoft-com:office:word" xmlns:w="http://schemas.openxmlformats.org/wordprocessingml/2006/main" xmlns:w14="http://schemas.microsoft.com/office/word/2010/wordml" xmlns:w15="http://schemas.microsoft.com/office/word/2012/wordml" xmlns:w16cex="http://schemas.microsoft.com/office/word/2018/wordml/cex" xmlns:w16cid="http://schemas.microsoft.com/office/word/2016/wordml/cid" xmlns:w16="http://schemas.microsoft.com/office/word/2018/wordml" xmlns:w16du="http://schemas.microsoft.com/office/word/2023/wordml/word16du" xmlns:w16sdtdh="http://schemas.microsoft.com/office/word/2020/wordml/sdtdatahash" xmlns:w16sdtfl="http://schemas.microsoft.com/office/word/2024/wordml/sdtformatlock" xmlns:w16se="http://schemas.microsoft.com/office/word/2015/wordml/symex" xmlns:wpg="http://schemas.microsoft.com/office/word/2010/wordprocessingGroup" xmlns:wpi="http://schemas.microsoft.com/office/word/2010/wordprocessingInk" xmlns:wne="http://schemas.microsoft.com/office/word/2006/wordml" xmlns:wps="http://schemas.microsoft.com/office/word/2010/wordprocessingShape" mc:Ignorable="w14 w15 w16se w16cid w16 w16cex w16sdtdh w16sdtfl w16du wp14">
   <w:body>
     <w:p>
       <w:r>
@@ -168,7 +168,7 @@
     </w:p>
     <w:p>
       <w:r>
-        <w:t>Detta dokument behandlar höga naturvärden i avverkningsanmälan A 53654-2025 i Ljusdals kommun. Denna avverkningsanmälan inkom 2025-10-30 12:46:22 och omfattar 12,9 ha.</w:t>
+        <w:t>Detta dokument behandlar höga naturvärden i avverkningsanmälan A 53654-2025 i Ljusdals kommun som inkom 2025-10-30 och omfattar 12,9 ha.</w:t>
       </w:r>
     </w:p>
     <w:p>
@@ -191,12 +191,15 @@
     </w:p>
     <w:p>
       <w:r>
-        <w:t>I avverkningsanmälan har följande 4 naturvårdsarter hittats: mörk kolflarnlav (NT), varglav (NT, §8), orre (§4) och fläcknycklar (§8). Av dessa är 2 rödlistade. För rödlistade arter har rödlistekategorin angivits inom parentes. För fridlysta arter anges även paragrafen i Artskyddsförordningen som arten är fridlyst enligt.</w:t>
+        <w:t>I och inom 18 meter från avverkningsanmälan har följande 5 naturvårdsarter hittats: garnlav (VU, T), mörk kolflarnlav (NT), varglav (NT, §8), orre (§4) och fläcknycklar (§8). Av dessa är 3 rödlistade. För rödlistade arter har rödlistekategorin angivits inom parentes. Typiska arter inom Natura 2000 som är kopplade till skogsekosystem har markerats med (T). För fridlysta arter anges även paragrafen i Artskyddsförordningen som arten är fridlyst enligt.</w:t>
       </w:r>
     </w:p>
     <w:p>
       <w:r>
-        <w:t>De påträffade naturvårdsarterna är ett tydligt kvitto på att detta rör sig om en skog med höga naturvärden. I Figur 1 visas en karta över det avverkningsanmälda området, där samtliga fyndplatser för naturvårdsarter som finns registrerade på Artportalen har markerats.</w:t>
+        <w:t>De påträffade naturvårdsarterna är ett tydligt kvitto på att det rör sig om en skog med höga naturvärden.</w:t>
+      </w:r>
+      <w:r>
+        <w:t xml:space="preserve"> I Figur 1 visas fyndplatser för naturvårdsarter i området, som finns registrerade på Artportalen.</w:t>
       </w:r>
     </w:p>
     <w:p>
@@ -206,7 +209,7 @@
       <w:r>
         <w:drawing>
           <wp:inline xmlns:a="http://schemas.openxmlformats.org/drawingml/2006/main" xmlns:pic="http://schemas.openxmlformats.org/drawingml/2006/picture">
-            <wp:extent cx="5486400" cy="5915112"/>
+            <wp:extent cx="5383076" cy="5688000"/>
             <wp:docPr id="1" name="Picture 1"/>
             <wp:cNvGraphicFramePr>
               <a:graphicFrameLocks noChangeAspect="1"/>
@@ -227,7 +230,7 @@
                   <pic:spPr>
                     <a:xfrm>
                       <a:off x="0" y="0"/>
-                      <a:ext cx="5486400" cy="5915112"/>
+                      <a:ext cx="5383076" cy="5688000"/>
                     </a:xfrm>
                     <a:prstGeom prst="rect"/>
                   </pic:spPr>
@@ -241,25 +244,15 @@
     <w:p>
       <w:pPr>
         <w:pStyle w:val="Caption"/>
+        <w:spacing w:after="240"/>
       </w:pPr>
       <w:r>
-        <w:t>Figur 1. Fyndplatser för naturvårdsarter i det avverkningsanmälda området (röd linje). Markörer utan svart kant är placerade på fyndplatsen. Markörer med svart kant är placerade vid sidan av fyndplatsen och har ett svart streck som visar fyndplatsens exakta position. Kartans mittpunktskoordinat är N 6853543, E 498352 i SWEREF 99 TM.</w:t>
-      </w:r>
-    </w:p>
-    <w:p>
-      <w:r>
-        <w:rPr>
-          <w:b/>
-        </w:rPr>
-        <w:t>Mörk kolflarnlav (NT)</w:t>
-      </w:r>
-      <w:r>
-        <w:t xml:space="preserve"> är brandberoende och växer nästan uteslutande på kolad hård kärnved av tall. Arten förekommer främst i glesa, öppna tall- och blandbarrskogar av naturskogskaraktär och etableringen verkar ske sent efter brand, kanske först efter 100–300 år. Mörk kolflarnlav indikerar skog med höga naturvärden och vanligast är att den påträffas på rester av nedbrunna torrakor och högstubbar och lågstubbar som är så grova att hela innandömet är urbränt. Tall- och blandbarrskogar av naturskogskaraktär med spår av återkommande bränder hyser höga biologiska värden och bör skyddas (SLU Artdatabanken, 2024).</w:t>
+        <w:t>Figur 1. Fyndplatser för naturvårdsarter i och inom 18 meter från avverkningsanmälan (röd linje). Markörer utan svart kant är placerade på fyndplatsen. Markörer med svart kant är placerade vid sidan av fyndplatsen och har ett svart streck som visar fyndplatsens exakta position. Kartans mittpunktskoordinat är N 6853543, E 498352 i SWEREF 99 TM.</w:t>
       </w:r>
     </w:p>
     <w:p>
       <w:pPr>
-        <w:pStyle w:val="Heading1"/>
+        <w:pStyle w:val="Heading2"/>
       </w:pPr>
       <w:r>
         <w:t>Fridlysta arter</w:t>
@@ -293,6 +286,54 @@
       </w:r>
       <w:r>
         <w:t xml:space="preserve"> växer på gammal, torr, hård ved, främst på torrakor och högstubbar av tall i öppna lägen, främst på myrar och i myrkanter. Lämpliga torrakor nyskapas praktiskt taget inte alls. Arten är placerad högst upp i Skogsstyrelsens värdepyramid för bedömning av skog med höga naturvärden och är fridlyst enligt 8 § artskyddsförordningen. Tidigare fanns varglav även på ved i kulturlandskapet men den har nästan helt försvunnit från denna miljö. På lokaler med riklig förekomst av varglav kan man hitta den sällsynta lavparasiten varglavsknöl (VU), som är knuten till varglav (SLU Artdatabanken, 2024; Nitare &amp; Skogsstyrelsen, 2019).</w:t>
+      </w:r>
+    </w:p>
+    <w:p>
+      <w:pPr>
+        <w:pStyle w:val="Heading2"/>
+      </w:pPr>
+      <w:r>
+        <w:t>Övriga naturvårdsarter</w:t>
+      </w:r>
+    </w:p>
+    <w:p>
+      <w:r>
+        <w:rPr>
+          <w:b/>
+        </w:rPr>
+        <w:t>Garnlav (VU)</w:t>
+      </w:r>
+      <w:r>
+        <w:t xml:space="preserve"> är en utpräglad barrskogsart som ibland kan drapera träden i norrländska grannaturskogar med hög luftfuktighet. Den förekommer även i talldominerade bestånd där den, förutom i trädens grenverk, påträffas hängande över ojämnheter i tallbarken. Arten har minskat starkt i södra och mellersta Sverige och den minskar även i sitt nordliga utbredningsområde. Minskningstakten uppgår till 30 (20–50) % inom 50 år och överstiger gränsvärdet för Sårbar (VU). Orsaken till tillbakagången beror främst på slutavverkningar av naturskogsartade skogar. Bestånd med riklig förekomst bör regelmässigt sparas, vilket även gynnar flera andra sällsynta och rödlistade arter. Garnlav är värdväxt för den mycket sällsynta och akut hotade fjärilen barrskogslavfly (CR) som hör hemma i boreala barrskogar med riklig förekomst av värdväxten. Tidigare kunde arten konstateras årligen på flera platser vid Dala-Floda i Dalarna innan lokalerna kalavverkades. Senaste fyndet i landet av barrskogslavfly är från år 2000 då den påträffades vid Högberget i Sollefteå kommun. Garnlav är typisk art för </w:t>
+      </w:r>
+      <w:r>
+        <w:rPr>
+          <w:i/>
+        </w:rPr>
+        <w:t xml:space="preserve">9010 Taiga </w:t>
+      </w:r>
+      <w:r>
+        <w:t>och</w:t>
+      </w:r>
+      <w:r>
+        <w:rPr>
+          <w:i/>
+        </w:rPr>
+        <w:t xml:space="preserve"> 9070 Trädklädd betesmark</w:t>
+      </w:r>
+      <w:r>
+        <w:t xml:space="preserve"> (SLU Artdatabanken, 2026).</w:t>
+      </w:r>
+    </w:p>
+    <w:p>
+      <w:r>
+        <w:rPr>
+          <w:b/>
+        </w:rPr>
+        <w:t>Mörk kolflarnlav (NT)</w:t>
+      </w:r>
+      <w:r>
+        <w:t xml:space="preserve"> är brandberoende och växer nästan uteslutande på kolad hård kärnved av tall. Arten förekommer främst i glesa, öppna tall- och blandbarrskogar av naturskogskaraktär och etableringen verkar ske sent efter brand, kanske först efter 100–300 år. Mörk kolflarnlav indikerar skog med höga naturvärden och vanligast är att den påträffas på rester av nedbrunna torrakor och högstubbar och lågstubbar som är så grova att hela innandömet är urbränt. Tall- och blandbarrskogar av naturskogskaraktär med spår av återkommande bränder hyser höga biologiska värden och bör skyddas (SLU Artdatabanken, 2024).</w:t>
       </w:r>
     </w:p>
     <w:p>
@@ -401,7 +442,7 @@
         <w:rPr>
           <w:i/>
         </w:rPr>
-        <w:t>I det avverkningsanmälda skogsområdet har 4 naturvårdsarter varav 2 rödlistade arter sina livsmiljöer och växtplatser.</w:t>
+        <w:t>I det avverkningsanmälda skogsområdet har 5 naturvårdsarter varav 3 rödlistade arter sina livsmiljöer och växtplatser.</w:t>
       </w:r>
     </w:p>
     <w:p>
@@ -606,7 +647,7 @@
 </file>
 
 <file path=word/endnotes.xml><?xml version="1.0" encoding="utf-8"?>
-<w:endnotes xmlns:wpc="http://schemas.microsoft.com/office/word/2010/wordprocessingCanvas" xmlns:cx="http://schemas.microsoft.com/office/drawing/2014/chartex" xmlns:cx1="http://schemas.microsoft.com/office/drawing/2015/9/8/chartex" xmlns:cx2="http://schemas.microsoft.com/office/drawing/2015/10/21/chartex" xmlns:cx3="http://schemas.microsoft.com/office/drawing/2016/5/9/chartex" xmlns:cx4="http://schemas.microsoft.com/office/drawing/2016/5/10/chartex" xmlns:cx5="http://schemas.microsoft.com/office/drawing/2016/5/11/chartex" xmlns:cx6="http://schemas.microsoft.com/office/drawing/2016/5/12/chartex" xmlns:cx7="http://schemas.microsoft.com/office/drawing/2016/5/13/chartex" xmlns:cx8="http://schemas.microsoft.com/office/drawing/2016/5/14/chartex" xmlns:mc="http://schemas.openxmlformats.org/markup-compatibility/2006" xmlns:aink="http://schemas.microsoft.com/office/drawing/2016/ink" xmlns:am3d="http://schemas.microsoft.com/office/drawing/2017/model3d" xmlns:o="urn:schemas-microsoft-com:office:office" xmlns:oel="http://schemas.microsoft.com/office/2019/extlst" xmlns:r="http://schemas.openxmlformats.org/officeDocument/2006/relationships" xmlns:m="http://schemas.openxmlformats.org/officeDocument/2006/math" xmlns:v="urn:schemas-microsoft-com:vml" xmlns:wp14="http://schemas.microsoft.com/office/word/2010/wordprocessingDrawing" xmlns:wp="http://schemas.openxmlformats.org/drawingml/2006/wordprocessingDrawing" xmlns:w10="urn:schemas-microsoft-com:office:word" xmlns:w="http://schemas.openxmlformats.org/wordprocessingml/2006/main" xmlns:w14="http://schemas.microsoft.com/office/word/2010/wordml" xmlns:w15="http://schemas.microsoft.com/office/word/2012/wordml" xmlns:w16cex="http://schemas.microsoft.com/office/word/2018/wordml/cex" xmlns:w16cid="http://schemas.microsoft.com/office/word/2016/wordml/cid" xmlns:w16="http://schemas.microsoft.com/office/word/2018/wordml" xmlns:w16sdtdh="http://schemas.microsoft.com/office/word/2020/wordml/sdtdatahash" xmlns:w16se="http://schemas.microsoft.com/office/word/2015/wordml/symex" xmlns:wpg="http://schemas.microsoft.com/office/word/2010/wordprocessingGroup" xmlns:wpi="http://schemas.microsoft.com/office/word/2010/wordprocessingInk" xmlns:wne="http://schemas.microsoft.com/office/word/2006/wordml" xmlns:wps="http://schemas.microsoft.com/office/word/2010/wordprocessingShape" mc:Ignorable="w14 w15 w16se w16cid w16 w16cex w16sdtdh wp14">
+<w:endnotes xmlns:wpc="http://schemas.microsoft.com/office/word/2010/wordprocessingCanvas" xmlns:cx="http://schemas.microsoft.com/office/drawing/2014/chartex" xmlns:cx1="http://schemas.microsoft.com/office/drawing/2015/9/8/chartex" xmlns:cx2="http://schemas.microsoft.com/office/drawing/2015/10/21/chartex" xmlns:cx3="http://schemas.microsoft.com/office/drawing/2016/5/9/chartex" xmlns:cx4="http://schemas.microsoft.com/office/drawing/2016/5/10/chartex" xmlns:cx5="http://schemas.microsoft.com/office/drawing/2016/5/11/chartex" xmlns:cx6="http://schemas.microsoft.com/office/drawing/2016/5/12/chartex" xmlns:cx7="http://schemas.microsoft.com/office/drawing/2016/5/13/chartex" xmlns:cx8="http://schemas.microsoft.com/office/drawing/2016/5/14/chartex" xmlns:mc="http://schemas.openxmlformats.org/markup-compatibility/2006" xmlns:aink="http://schemas.microsoft.com/office/drawing/2016/ink" xmlns:am3d="http://schemas.microsoft.com/office/drawing/2017/model3d" xmlns:o="urn:schemas-microsoft-com:office:office" xmlns:oel="http://schemas.microsoft.com/office/2019/extlst" xmlns:r="http://schemas.openxmlformats.org/officeDocument/2006/relationships" xmlns:m="http://schemas.openxmlformats.org/officeDocument/2006/math" xmlns:v="urn:schemas-microsoft-com:vml" xmlns:wp14="http://schemas.microsoft.com/office/word/2010/wordprocessingDrawing" xmlns:wp="http://schemas.openxmlformats.org/drawingml/2006/wordprocessingDrawing" xmlns:w10="urn:schemas-microsoft-com:office:word" xmlns:w="http://schemas.openxmlformats.org/wordprocessingml/2006/main" xmlns:w14="http://schemas.microsoft.com/office/word/2010/wordml" xmlns:w15="http://schemas.microsoft.com/office/word/2012/wordml" xmlns:w16cex="http://schemas.microsoft.com/office/word/2018/wordml/cex" xmlns:w16cid="http://schemas.microsoft.com/office/word/2016/wordml/cid" xmlns:w16="http://schemas.microsoft.com/office/word/2018/wordml" xmlns:w16du="http://schemas.microsoft.com/office/word/2023/wordml/word16du" xmlns:w16sdtdh="http://schemas.microsoft.com/office/word/2020/wordml/sdtdatahash" xmlns:w16sdtfl="http://schemas.microsoft.com/office/word/2024/wordml/sdtformatlock" xmlns:w16se="http://schemas.microsoft.com/office/word/2015/wordml/symex" xmlns:wpg="http://schemas.microsoft.com/office/word/2010/wordprocessingGroup" xmlns:wpi="http://schemas.microsoft.com/office/word/2010/wordprocessingInk" xmlns:wne="http://schemas.microsoft.com/office/word/2006/wordml" xmlns:wps="http://schemas.microsoft.com/office/word/2010/wordprocessingShape" mc:Ignorable="w14 w15 w16se w16cid w16 w16cex w16sdtdh w16sdtfl w16du wp14">
   <w:endnote w:type="separator" w:id="-1">
     <w:p>
       <w:pPr>
@@ -631,7 +672,7 @@
 </file>
 
 <file path=word/footer1.xml><?xml version="1.0" encoding="utf-8"?>
-<w:ftr xmlns:wpc="http://schemas.microsoft.com/office/word/2010/wordprocessingCanvas" xmlns:cx="http://schemas.microsoft.com/office/drawing/2014/chartex" xmlns:cx1="http://schemas.microsoft.com/office/drawing/2015/9/8/chartex" xmlns:cx2="http://schemas.microsoft.com/office/drawing/2015/10/21/chartex" xmlns:cx3="http://schemas.microsoft.com/office/drawing/2016/5/9/chartex" xmlns:cx4="http://schemas.microsoft.com/office/drawing/2016/5/10/chartex" xmlns:cx5="http://schemas.microsoft.com/office/drawing/2016/5/11/chartex" xmlns:cx6="http://schemas.microsoft.com/office/drawing/2016/5/12/chartex" xmlns:cx7="http://schemas.microsoft.com/office/drawing/2016/5/13/chartex" xmlns:cx8="http://schemas.microsoft.com/office/drawing/2016/5/14/chartex" xmlns:mc="http://schemas.openxmlformats.org/markup-compatibility/2006" xmlns:aink="http://schemas.microsoft.com/office/drawing/2016/ink" xmlns:am3d="http://schemas.microsoft.com/office/drawing/2017/model3d" xmlns:o="urn:schemas-microsoft-com:office:office" xmlns:oel="http://schemas.microsoft.com/office/2019/extlst" xmlns:r="http://schemas.openxmlformats.org/officeDocument/2006/relationships" xmlns:m="http://schemas.openxmlformats.org/officeDocument/2006/math" xmlns:v="urn:schemas-microsoft-com:vml" xmlns:wp14="http://schemas.microsoft.com/office/word/2010/wordprocessingDrawing" xmlns:wp="http://schemas.openxmlformats.org/drawingml/2006/wordprocessingDrawing" xmlns:w10="urn:schemas-microsoft-com:office:word" xmlns:w="http://schemas.openxmlformats.org/wordprocessingml/2006/main" xmlns:w14="http://schemas.microsoft.com/office/word/2010/wordml" xmlns:w15="http://schemas.microsoft.com/office/word/2012/wordml" xmlns:w16cex="http://schemas.microsoft.com/office/word/2018/wordml/cex" xmlns:w16cid="http://schemas.microsoft.com/office/word/2016/wordml/cid" xmlns:w16="http://schemas.microsoft.com/office/word/2018/wordml" xmlns:w16sdtdh="http://schemas.microsoft.com/office/word/2020/wordml/sdtdatahash" xmlns:w16se="http://schemas.microsoft.com/office/word/2015/wordml/symex" xmlns:wpg="http://schemas.microsoft.com/office/word/2010/wordprocessingGroup" xmlns:wpi="http://schemas.microsoft.com/office/word/2010/wordprocessingInk" xmlns:wne="http://schemas.microsoft.com/office/word/2006/wordml" xmlns:wps="http://schemas.microsoft.com/office/word/2010/wordprocessingShape" mc:Ignorable="w14 w15 w16se w16cid w16 w16cex w16sdtdh wp14">
+<w:ftr xmlns:wpc="http://schemas.microsoft.com/office/word/2010/wordprocessingCanvas" xmlns:cx="http://schemas.microsoft.com/office/drawing/2014/chartex" xmlns:cx1="http://schemas.microsoft.com/office/drawing/2015/9/8/chartex" xmlns:cx2="http://schemas.microsoft.com/office/drawing/2015/10/21/chartex" xmlns:cx3="http://schemas.microsoft.com/office/drawing/2016/5/9/chartex" xmlns:cx4="http://schemas.microsoft.com/office/drawing/2016/5/10/chartex" xmlns:cx5="http://schemas.microsoft.com/office/drawing/2016/5/11/chartex" xmlns:cx6="http://schemas.microsoft.com/office/drawing/2016/5/12/chartex" xmlns:cx7="http://schemas.microsoft.com/office/drawing/2016/5/13/chartex" xmlns:cx8="http://schemas.microsoft.com/office/drawing/2016/5/14/chartex" xmlns:mc="http://schemas.openxmlformats.org/markup-compatibility/2006" xmlns:aink="http://schemas.microsoft.com/office/drawing/2016/ink" xmlns:am3d="http://schemas.microsoft.com/office/drawing/2017/model3d" xmlns:o="urn:schemas-microsoft-com:office:office" xmlns:oel="http://schemas.microsoft.com/office/2019/extlst" xmlns:r="http://schemas.openxmlformats.org/officeDocument/2006/relationships" xmlns:m="http://schemas.openxmlformats.org/officeDocument/2006/math" xmlns:v="urn:schemas-microsoft-com:vml" xmlns:wp14="http://schemas.microsoft.com/office/word/2010/wordprocessingDrawing" xmlns:wp="http://schemas.openxmlformats.org/drawingml/2006/wordprocessingDrawing" xmlns:w10="urn:schemas-microsoft-com:office:word" xmlns:w="http://schemas.openxmlformats.org/wordprocessingml/2006/main" xmlns:w14="http://schemas.microsoft.com/office/word/2010/wordml" xmlns:w15="http://schemas.microsoft.com/office/word/2012/wordml" xmlns:w16cex="http://schemas.microsoft.com/office/word/2018/wordml/cex" xmlns:w16cid="http://schemas.microsoft.com/office/word/2016/wordml/cid" xmlns:w16="http://schemas.microsoft.com/office/word/2018/wordml" xmlns:w16du="http://schemas.microsoft.com/office/word/2023/wordml/word16du" xmlns:w16sdtdh="http://schemas.microsoft.com/office/word/2020/wordml/sdtdatahash" xmlns:w16sdtfl="http://schemas.microsoft.com/office/word/2024/wordml/sdtformatlock" xmlns:w16se="http://schemas.microsoft.com/office/word/2015/wordml/symex" xmlns:wpg="http://schemas.microsoft.com/office/word/2010/wordprocessingGroup" xmlns:wpi="http://schemas.microsoft.com/office/word/2010/wordprocessingInk" xmlns:wne="http://schemas.microsoft.com/office/word/2006/wordml" xmlns:wps="http://schemas.microsoft.com/office/word/2010/wordprocessingShape" mc:Ignorable="w14 w15 w16se w16cid w16 w16cex w16sdtdh w16sdtfl w16du wp14">
   <w:p>
     <w:pPr>
       <w:pStyle w:val="Footer"/>
@@ -641,7 +682,7 @@
 </file>
 
 <file path=word/footer2.xml><?xml version="1.0" encoding="utf-8"?>
-<w:ftr xmlns:wpc="http://schemas.microsoft.com/office/word/2010/wordprocessingCanvas" xmlns:cx="http://schemas.microsoft.com/office/drawing/2014/chartex" xmlns:cx1="http://schemas.microsoft.com/office/drawing/2015/9/8/chartex" xmlns:cx2="http://schemas.microsoft.com/office/drawing/2015/10/21/chartex" xmlns:cx3="http://schemas.microsoft.com/office/drawing/2016/5/9/chartex" xmlns:cx4="http://schemas.microsoft.com/office/drawing/2016/5/10/chartex" xmlns:cx5="http://schemas.microsoft.com/office/drawing/2016/5/11/chartex" xmlns:cx6="http://schemas.microsoft.com/office/drawing/2016/5/12/chartex" xmlns:cx7="http://schemas.microsoft.com/office/drawing/2016/5/13/chartex" xmlns:cx8="http://schemas.microsoft.com/office/drawing/2016/5/14/chartex" xmlns:mc="http://schemas.openxmlformats.org/markup-compatibility/2006" xmlns:aink="http://schemas.microsoft.com/office/drawing/2016/ink" xmlns:am3d="http://schemas.microsoft.com/office/drawing/2017/model3d" xmlns:o="urn:schemas-microsoft-com:office:office" xmlns:oel="http://schemas.microsoft.com/office/2019/extlst" xmlns:r="http://schemas.openxmlformats.org/officeDocument/2006/relationships" xmlns:m="http://schemas.openxmlformats.org/officeDocument/2006/math" xmlns:v="urn:schemas-microsoft-com:vml" xmlns:wp14="http://schemas.microsoft.com/office/word/2010/wordprocessingDrawing" xmlns:wp="http://schemas.openxmlformats.org/drawingml/2006/wordprocessingDrawing" xmlns:w10="urn:schemas-microsoft-com:office:word" xmlns:w="http://schemas.openxmlformats.org/wordprocessingml/2006/main" xmlns:w14="http://schemas.microsoft.com/office/word/2010/wordml" xmlns:w15="http://schemas.microsoft.com/office/word/2012/wordml" xmlns:w16cex="http://schemas.microsoft.com/office/word/2018/wordml/cex" xmlns:w16cid="http://schemas.microsoft.com/office/word/2016/wordml/cid" xmlns:w16="http://schemas.microsoft.com/office/word/2018/wordml" xmlns:w16sdtdh="http://schemas.microsoft.com/office/word/2020/wordml/sdtdatahash" xmlns:w16se="http://schemas.microsoft.com/office/word/2015/wordml/symex" xmlns:wpg="http://schemas.microsoft.com/office/word/2010/wordprocessingGroup" xmlns:wpi="http://schemas.microsoft.com/office/word/2010/wordprocessingInk" xmlns:wne="http://schemas.microsoft.com/office/word/2006/wordml" xmlns:wps="http://schemas.microsoft.com/office/word/2010/wordprocessingShape" mc:Ignorable="w14 w15 w16se w16cid w16 w16cex w16sdtdh wp14">
+<w:ftr xmlns:wpc="http://schemas.microsoft.com/office/word/2010/wordprocessingCanvas" xmlns:cx="http://schemas.microsoft.com/office/drawing/2014/chartex" xmlns:cx1="http://schemas.microsoft.com/office/drawing/2015/9/8/chartex" xmlns:cx2="http://schemas.microsoft.com/office/drawing/2015/10/21/chartex" xmlns:cx3="http://schemas.microsoft.com/office/drawing/2016/5/9/chartex" xmlns:cx4="http://schemas.microsoft.com/office/drawing/2016/5/10/chartex" xmlns:cx5="http://schemas.microsoft.com/office/drawing/2016/5/11/chartex" xmlns:cx6="http://schemas.microsoft.com/office/drawing/2016/5/12/chartex" xmlns:cx7="http://schemas.microsoft.com/office/drawing/2016/5/13/chartex" xmlns:cx8="http://schemas.microsoft.com/office/drawing/2016/5/14/chartex" xmlns:mc="http://schemas.openxmlformats.org/markup-compatibility/2006" xmlns:aink="http://schemas.microsoft.com/office/drawing/2016/ink" xmlns:am3d="http://schemas.microsoft.com/office/drawing/2017/model3d" xmlns:o="urn:schemas-microsoft-com:office:office" xmlns:oel="http://schemas.microsoft.com/office/2019/extlst" xmlns:r="http://schemas.openxmlformats.org/officeDocument/2006/relationships" xmlns:m="http://schemas.openxmlformats.org/officeDocument/2006/math" xmlns:v="urn:schemas-microsoft-com:vml" xmlns:wp14="http://schemas.microsoft.com/office/word/2010/wordprocessingDrawing" xmlns:wp="http://schemas.openxmlformats.org/drawingml/2006/wordprocessingDrawing" xmlns:w10="urn:schemas-microsoft-com:office:word" xmlns:w="http://schemas.openxmlformats.org/wordprocessingml/2006/main" xmlns:w14="http://schemas.microsoft.com/office/word/2010/wordml" xmlns:w15="http://schemas.microsoft.com/office/word/2012/wordml" xmlns:w16cex="http://schemas.microsoft.com/office/word/2018/wordml/cex" xmlns:w16cid="http://schemas.microsoft.com/office/word/2016/wordml/cid" xmlns:w16="http://schemas.microsoft.com/office/word/2018/wordml" xmlns:w16du="http://schemas.microsoft.com/office/word/2023/wordml/word16du" xmlns:w16sdtdh="http://schemas.microsoft.com/office/word/2020/wordml/sdtdatahash" xmlns:w16sdtfl="http://schemas.microsoft.com/office/word/2024/wordml/sdtformatlock" xmlns:w16se="http://schemas.microsoft.com/office/word/2015/wordml/symex" xmlns:wpg="http://schemas.microsoft.com/office/word/2010/wordprocessingGroup" xmlns:wpi="http://schemas.microsoft.com/office/word/2010/wordprocessingInk" xmlns:wne="http://schemas.microsoft.com/office/word/2006/wordml" xmlns:wps="http://schemas.microsoft.com/office/word/2010/wordprocessingShape" mc:Ignorable="w14 w15 w16se w16cid w16 w16cex w16sdtdh w16sdtfl w16du wp14">
   <w:p>
     <w:pPr>
       <w:pStyle w:val="Footer"/>
@@ -651,7 +692,7 @@
 </file>
 
 <file path=word/footer3.xml><?xml version="1.0" encoding="utf-8"?>
-<w:ftr xmlns:wpc="http://schemas.microsoft.com/office/word/2010/wordprocessingCanvas" xmlns:cx="http://schemas.microsoft.com/office/drawing/2014/chartex" xmlns:cx1="http://schemas.microsoft.com/office/drawing/2015/9/8/chartex" xmlns:cx2="http://schemas.microsoft.com/office/drawing/2015/10/21/chartex" xmlns:cx3="http://schemas.microsoft.com/office/drawing/2016/5/9/chartex" xmlns:cx4="http://schemas.microsoft.com/office/drawing/2016/5/10/chartex" xmlns:cx5="http://schemas.microsoft.com/office/drawing/2016/5/11/chartex" xmlns:cx6="http://schemas.microsoft.com/office/drawing/2016/5/12/chartex" xmlns:cx7="http://schemas.microsoft.com/office/drawing/2016/5/13/chartex" xmlns:cx8="http://schemas.microsoft.com/office/drawing/2016/5/14/chartex" xmlns:mc="http://schemas.openxmlformats.org/markup-compatibility/2006" xmlns:aink="http://schemas.microsoft.com/office/drawing/2016/ink" xmlns:am3d="http://schemas.microsoft.com/office/drawing/2017/model3d" xmlns:o="urn:schemas-microsoft-com:office:office" xmlns:oel="http://schemas.microsoft.com/office/2019/extlst" xmlns:r="http://schemas.openxmlformats.org/officeDocument/2006/relationships" xmlns:m="http://schemas.openxmlformats.org/officeDocument/2006/math" xmlns:v="urn:schemas-microsoft-com:vml" xmlns:wp14="http://schemas.microsoft.com/office/word/2010/wordprocessingDrawing" xmlns:wp="http://schemas.openxmlformats.org/drawingml/2006/wordprocessingDrawing" xmlns:w10="urn:schemas-microsoft-com:office:word" xmlns:w="http://schemas.openxmlformats.org/wordprocessingml/2006/main" xmlns:w14="http://schemas.microsoft.com/office/word/2010/wordml" xmlns:w15="http://schemas.microsoft.com/office/word/2012/wordml" xmlns:w16cex="http://schemas.microsoft.com/office/word/2018/wordml/cex" xmlns:w16cid="http://schemas.microsoft.com/office/word/2016/wordml/cid" xmlns:w16="http://schemas.microsoft.com/office/word/2018/wordml" xmlns:w16sdtdh="http://schemas.microsoft.com/office/word/2020/wordml/sdtdatahash" xmlns:w16se="http://schemas.microsoft.com/office/word/2015/wordml/symex" xmlns:wpg="http://schemas.microsoft.com/office/word/2010/wordprocessingGroup" xmlns:wpi="http://schemas.microsoft.com/office/word/2010/wordprocessingInk" xmlns:wne="http://schemas.microsoft.com/office/word/2006/wordml" xmlns:wps="http://schemas.microsoft.com/office/word/2010/wordprocessingShape" mc:Ignorable="w14 w15 w16se w16cid w16 w16cex w16sdtdh wp14">
+<w:ftr xmlns:wpc="http://schemas.microsoft.com/office/word/2010/wordprocessingCanvas" xmlns:cx="http://schemas.microsoft.com/office/drawing/2014/chartex" xmlns:cx1="http://schemas.microsoft.com/office/drawing/2015/9/8/chartex" xmlns:cx2="http://schemas.microsoft.com/office/drawing/2015/10/21/chartex" xmlns:cx3="http://schemas.microsoft.com/office/drawing/2016/5/9/chartex" xmlns:cx4="http://schemas.microsoft.com/office/drawing/2016/5/10/chartex" xmlns:cx5="http://schemas.microsoft.com/office/drawing/2016/5/11/chartex" xmlns:cx6="http://schemas.microsoft.com/office/drawing/2016/5/12/chartex" xmlns:cx7="http://schemas.microsoft.com/office/drawing/2016/5/13/chartex" xmlns:cx8="http://schemas.microsoft.com/office/drawing/2016/5/14/chartex" xmlns:mc="http://schemas.openxmlformats.org/markup-compatibility/2006" xmlns:aink="http://schemas.microsoft.com/office/drawing/2016/ink" xmlns:am3d="http://schemas.microsoft.com/office/drawing/2017/model3d" xmlns:o="urn:schemas-microsoft-com:office:office" xmlns:oel="http://schemas.microsoft.com/office/2019/extlst" xmlns:r="http://schemas.openxmlformats.org/officeDocument/2006/relationships" xmlns:m="http://schemas.openxmlformats.org/officeDocument/2006/math" xmlns:v="urn:schemas-microsoft-com:vml" xmlns:wp14="http://schemas.microsoft.com/office/word/2010/wordprocessingDrawing" xmlns:wp="http://schemas.openxmlformats.org/drawingml/2006/wordprocessingDrawing" xmlns:w10="urn:schemas-microsoft-com:office:word" xmlns:w="http://schemas.openxmlformats.org/wordprocessingml/2006/main" xmlns:w14="http://schemas.microsoft.com/office/word/2010/wordml" xmlns:w15="http://schemas.microsoft.com/office/word/2012/wordml" xmlns:w16cex="http://schemas.microsoft.com/office/word/2018/wordml/cex" xmlns:w16cid="http://schemas.microsoft.com/office/word/2016/wordml/cid" xmlns:w16="http://schemas.microsoft.com/office/word/2018/wordml" xmlns:w16du="http://schemas.microsoft.com/office/word/2023/wordml/word16du" xmlns:w16sdtdh="http://schemas.microsoft.com/office/word/2020/wordml/sdtdatahash" xmlns:w16sdtfl="http://schemas.microsoft.com/office/word/2024/wordml/sdtformatlock" xmlns:w16se="http://schemas.microsoft.com/office/word/2015/wordml/symex" xmlns:wpg="http://schemas.microsoft.com/office/word/2010/wordprocessingGroup" xmlns:wpi="http://schemas.microsoft.com/office/word/2010/wordprocessingInk" xmlns:wne="http://schemas.microsoft.com/office/word/2006/wordml" xmlns:wps="http://schemas.microsoft.com/office/word/2010/wordprocessingShape" mc:Ignorable="w14 w15 w16se w16cid w16 w16cex w16sdtdh w16sdtfl w16du wp14">
   <w:p>
     <w:pPr>
       <w:pStyle w:val="Footer"/>
@@ -661,7 +702,7 @@
 </file>
 
 <file path=word/footnotes.xml><?xml version="1.0" encoding="utf-8"?>
-<w:footnotes xmlns:wpc="http://schemas.microsoft.com/office/word/2010/wordprocessingCanvas" xmlns:cx="http://schemas.microsoft.com/office/drawing/2014/chartex" xmlns:cx1="http://schemas.microsoft.com/office/drawing/2015/9/8/chartex" xmlns:cx2="http://schemas.microsoft.com/office/drawing/2015/10/21/chartex" xmlns:cx3="http://schemas.microsoft.com/office/drawing/2016/5/9/chartex" xmlns:cx4="http://schemas.microsoft.com/office/drawing/2016/5/10/chartex" xmlns:cx5="http://schemas.microsoft.com/office/drawing/2016/5/11/chartex" xmlns:cx6="http://schemas.microsoft.com/office/drawing/2016/5/12/chartex" xmlns:cx7="http://schemas.microsoft.com/office/drawing/2016/5/13/chartex" xmlns:cx8="http://schemas.microsoft.com/office/drawing/2016/5/14/chartex" xmlns:mc="http://schemas.openxmlformats.org/markup-compatibility/2006" xmlns:aink="http://schemas.microsoft.com/office/drawing/2016/ink" xmlns:am3d="http://schemas.microsoft.com/office/drawing/2017/model3d" xmlns:o="urn:schemas-microsoft-com:office:office" xmlns:oel="http://schemas.microsoft.com/office/2019/extlst" xmlns:r="http://schemas.openxmlformats.org/officeDocument/2006/relationships" xmlns:m="http://schemas.openxmlformats.org/officeDocument/2006/math" xmlns:v="urn:schemas-microsoft-com:vml" xmlns:wp14="http://schemas.microsoft.com/office/word/2010/wordprocessingDrawing" xmlns:wp="http://schemas.openxmlformats.org/drawingml/2006/wordprocessingDrawing" xmlns:w10="urn:schemas-microsoft-com:office:word" xmlns:w="http://schemas.openxmlformats.org/wordprocessingml/2006/main" xmlns:w14="http://schemas.microsoft.com/office/word/2010/wordml" xmlns:w15="http://schemas.microsoft.com/office/word/2012/wordml" xmlns:w16cex="http://schemas.microsoft.com/office/word/2018/wordml/cex" xmlns:w16cid="http://schemas.microsoft.com/office/word/2016/wordml/cid" xmlns:w16="http://schemas.microsoft.com/office/word/2018/wordml" xmlns:w16sdtdh="http://schemas.microsoft.com/office/word/2020/wordml/sdtdatahash" xmlns:w16se="http://schemas.microsoft.com/office/word/2015/wordml/symex" xmlns:wpg="http://schemas.microsoft.com/office/word/2010/wordprocessingGroup" xmlns:wpi="http://schemas.microsoft.com/office/word/2010/wordprocessingInk" xmlns:wne="http://schemas.microsoft.com/office/word/2006/wordml" xmlns:wps="http://schemas.microsoft.com/office/word/2010/wordprocessingShape" mc:Ignorable="w14 w15 w16se w16cid w16 w16cex w16sdtdh wp14">
+<w:footnotes xmlns:wpc="http://schemas.microsoft.com/office/word/2010/wordprocessingCanvas" xmlns:cx="http://schemas.microsoft.com/office/drawing/2014/chartex" xmlns:cx1="http://schemas.microsoft.com/office/drawing/2015/9/8/chartex" xmlns:cx2="http://schemas.microsoft.com/office/drawing/2015/10/21/chartex" xmlns:cx3="http://schemas.microsoft.com/office/drawing/2016/5/9/chartex" xmlns:cx4="http://schemas.microsoft.com/office/drawing/2016/5/10/chartex" xmlns:cx5="http://schemas.microsoft.com/office/drawing/2016/5/11/chartex" xmlns:cx6="http://schemas.microsoft.com/office/drawing/2016/5/12/chartex" xmlns:cx7="http://schemas.microsoft.com/office/drawing/2016/5/13/chartex" xmlns:cx8="http://schemas.microsoft.com/office/drawing/2016/5/14/chartex" xmlns:mc="http://schemas.openxmlformats.org/markup-compatibility/2006" xmlns:aink="http://schemas.microsoft.com/office/drawing/2016/ink" xmlns:am3d="http://schemas.microsoft.com/office/drawing/2017/model3d" xmlns:o="urn:schemas-microsoft-com:office:office" xmlns:oel="http://schemas.microsoft.com/office/2019/extlst" xmlns:r="http://schemas.openxmlformats.org/officeDocument/2006/relationships" xmlns:m="http://schemas.openxmlformats.org/officeDocument/2006/math" xmlns:v="urn:schemas-microsoft-com:vml" xmlns:wp14="http://schemas.microsoft.com/office/word/2010/wordprocessingDrawing" xmlns:wp="http://schemas.openxmlformats.org/drawingml/2006/wordprocessingDrawing" xmlns:w10="urn:schemas-microsoft-com:office:word" xmlns:w="http://schemas.openxmlformats.org/wordprocessingml/2006/main" xmlns:w14="http://schemas.microsoft.com/office/word/2010/wordml" xmlns:w15="http://schemas.microsoft.com/office/word/2012/wordml" xmlns:w16cex="http://schemas.microsoft.com/office/word/2018/wordml/cex" xmlns:w16cid="http://schemas.microsoft.com/office/word/2016/wordml/cid" xmlns:w16="http://schemas.microsoft.com/office/word/2018/wordml" xmlns:w16du="http://schemas.microsoft.com/office/word/2023/wordml/word16du" xmlns:w16sdtdh="http://schemas.microsoft.com/office/word/2020/wordml/sdtdatahash" xmlns:w16sdtfl="http://schemas.microsoft.com/office/word/2024/wordml/sdtformatlock" xmlns:w16se="http://schemas.microsoft.com/office/word/2015/wordml/symex" xmlns:wpg="http://schemas.microsoft.com/office/word/2010/wordprocessingGroup" xmlns:wpi="http://schemas.microsoft.com/office/word/2010/wordprocessingInk" xmlns:wne="http://schemas.microsoft.com/office/word/2006/wordml" xmlns:wps="http://schemas.microsoft.com/office/word/2010/wordprocessingShape" mc:Ignorable="w14 w15 w16se w16cid w16 w16cex w16sdtdh w16sdtfl w16du wp14">
   <w:footnote w:type="separator" w:id="-1">
     <w:p>
       <w:pPr>
@@ -686,7 +727,7 @@
 </file>
 
 <file path=word/header1.xml><?xml version="1.0" encoding="utf-8"?>
-<w:hdr xmlns:wpc="http://schemas.microsoft.com/office/word/2010/wordprocessingCanvas" xmlns:cx="http://schemas.microsoft.com/office/drawing/2014/chartex" xmlns:cx1="http://schemas.microsoft.com/office/drawing/2015/9/8/chartex" xmlns:cx2="http://schemas.microsoft.com/office/drawing/2015/10/21/chartex" xmlns:cx3="http://schemas.microsoft.com/office/drawing/2016/5/9/chartex" xmlns:cx4="http://schemas.microsoft.com/office/drawing/2016/5/10/chartex" xmlns:cx5="http://schemas.microsoft.com/office/drawing/2016/5/11/chartex" xmlns:cx6="http://schemas.microsoft.com/office/drawing/2016/5/12/chartex" xmlns:cx7="http://schemas.microsoft.com/office/drawing/2016/5/13/chartex" xmlns:cx8="http://schemas.microsoft.com/office/drawing/2016/5/14/chartex" xmlns:mc="http://schemas.openxmlformats.org/markup-compatibility/2006" xmlns:aink="http://schemas.microsoft.com/office/drawing/2016/ink" xmlns:am3d="http://schemas.microsoft.com/office/drawing/2017/model3d" xmlns:o="urn:schemas-microsoft-com:office:office" xmlns:oel="http://schemas.microsoft.com/office/2019/extlst" xmlns:r="http://schemas.openxmlformats.org/officeDocument/2006/relationships" xmlns:m="http://schemas.openxmlformats.org/officeDocument/2006/math" xmlns:v="urn:schemas-microsoft-com:vml" xmlns:wp14="http://schemas.microsoft.com/office/word/2010/wordprocessingDrawing" xmlns:wp="http://schemas.openxmlformats.org/drawingml/2006/wordprocessingDrawing" xmlns:w10="urn:schemas-microsoft-com:office:word" xmlns:w="http://schemas.openxmlformats.org/wordprocessingml/2006/main" xmlns:w14="http://schemas.microsoft.com/office/word/2010/wordml" xmlns:w15="http://schemas.microsoft.com/office/word/2012/wordml" xmlns:w16cex="http://schemas.microsoft.com/office/word/2018/wordml/cex" xmlns:w16cid="http://schemas.microsoft.com/office/word/2016/wordml/cid" xmlns:w16="http://schemas.microsoft.com/office/word/2018/wordml" xmlns:w16sdtdh="http://schemas.microsoft.com/office/word/2020/wordml/sdtdatahash" xmlns:w16se="http://schemas.microsoft.com/office/word/2015/wordml/symex" xmlns:wpg="http://schemas.microsoft.com/office/word/2010/wordprocessingGroup" xmlns:wpi="http://schemas.microsoft.com/office/word/2010/wordprocessingInk" xmlns:wne="http://schemas.microsoft.com/office/word/2006/wordml" xmlns:wps="http://schemas.microsoft.com/office/word/2010/wordprocessingShape" mc:Ignorable="w14 w15 w16se w16cid w16 w16cex w16sdtdh wp14">
+<w:hdr xmlns:wpc="http://schemas.microsoft.com/office/word/2010/wordprocessingCanvas" xmlns:cx="http://schemas.microsoft.com/office/drawing/2014/chartex" xmlns:cx1="http://schemas.microsoft.com/office/drawing/2015/9/8/chartex" xmlns:cx2="http://schemas.microsoft.com/office/drawing/2015/10/21/chartex" xmlns:cx3="http://schemas.microsoft.com/office/drawing/2016/5/9/chartex" xmlns:cx4="http://schemas.microsoft.com/office/drawing/2016/5/10/chartex" xmlns:cx5="http://schemas.microsoft.com/office/drawing/2016/5/11/chartex" xmlns:cx6="http://schemas.microsoft.com/office/drawing/2016/5/12/chartex" xmlns:cx7="http://schemas.microsoft.com/office/drawing/2016/5/13/chartex" xmlns:cx8="http://schemas.microsoft.com/office/drawing/2016/5/14/chartex" xmlns:mc="http://schemas.openxmlformats.org/markup-compatibility/2006" xmlns:aink="http://schemas.microsoft.com/office/drawing/2016/ink" xmlns:am3d="http://schemas.microsoft.com/office/drawing/2017/model3d" xmlns:o="urn:schemas-microsoft-com:office:office" xmlns:oel="http://schemas.microsoft.com/office/2019/extlst" xmlns:r="http://schemas.openxmlformats.org/officeDocument/2006/relationships" xmlns:m="http://schemas.openxmlformats.org/officeDocument/2006/math" xmlns:v="urn:schemas-microsoft-com:vml" xmlns:wp14="http://schemas.microsoft.com/office/word/2010/wordprocessingDrawing" xmlns:wp="http://schemas.openxmlformats.org/drawingml/2006/wordprocessingDrawing" xmlns:w10="urn:schemas-microsoft-com:office:word" xmlns:w="http://schemas.openxmlformats.org/wordprocessingml/2006/main" xmlns:w14="http://schemas.microsoft.com/office/word/2010/wordml" xmlns:w15="http://schemas.microsoft.com/office/word/2012/wordml" xmlns:w16cex="http://schemas.microsoft.com/office/word/2018/wordml/cex" xmlns:w16cid="http://schemas.microsoft.com/office/word/2016/wordml/cid" xmlns:w16="http://schemas.microsoft.com/office/word/2018/wordml" xmlns:w16du="http://schemas.microsoft.com/office/word/2023/wordml/word16du" xmlns:w16sdtdh="http://schemas.microsoft.com/office/word/2020/wordml/sdtdatahash" xmlns:w16sdtfl="http://schemas.microsoft.com/office/word/2024/wordml/sdtformatlock" xmlns:w16se="http://schemas.microsoft.com/office/word/2015/wordml/symex" xmlns:wpg="http://schemas.microsoft.com/office/word/2010/wordprocessingGroup" xmlns:wpi="http://schemas.microsoft.com/office/word/2010/wordprocessingInk" xmlns:wne="http://schemas.microsoft.com/office/word/2006/wordml" xmlns:wps="http://schemas.microsoft.com/office/word/2010/wordprocessingShape" mc:Ignorable="w14 w15 w16se w16cid w16 w16cex w16sdtdh w16sdtfl w16du wp14">
   <w:p>
     <w:pPr>
       <w:pStyle w:val="Header"/>
@@ -696,7 +737,7 @@
 </file>
 
 <file path=word/header2.xml><?xml version="1.0" encoding="utf-8"?>
-<w:hdr xmlns:wpc="http://schemas.microsoft.com/office/word/2010/wordprocessingCanvas" xmlns:cx="http://schemas.microsoft.com/office/drawing/2014/chartex" xmlns:cx1="http://schemas.microsoft.com/office/drawing/2015/9/8/chartex" xmlns:cx2="http://schemas.microsoft.com/office/drawing/2015/10/21/chartex" xmlns:cx3="http://schemas.microsoft.com/office/drawing/2016/5/9/chartex" xmlns:cx4="http://schemas.microsoft.com/office/drawing/2016/5/10/chartex" xmlns:cx5="http://schemas.microsoft.com/office/drawing/2016/5/11/chartex" xmlns:cx6="http://schemas.microsoft.com/office/drawing/2016/5/12/chartex" xmlns:cx7="http://schemas.microsoft.com/office/drawing/2016/5/13/chartex" xmlns:cx8="http://schemas.microsoft.com/office/drawing/2016/5/14/chartex" xmlns:mc="http://schemas.openxmlformats.org/markup-compatibility/2006" xmlns:aink="http://schemas.microsoft.com/office/drawing/2016/ink" xmlns:am3d="http://schemas.microsoft.com/office/drawing/2017/model3d" xmlns:o="urn:schemas-microsoft-com:office:office" xmlns:oel="http://schemas.microsoft.com/office/2019/extlst" xmlns:r="http://schemas.openxmlformats.org/officeDocument/2006/relationships" xmlns:m="http://schemas.openxmlformats.org/officeDocument/2006/math" xmlns:v="urn:schemas-microsoft-com:vml" xmlns:wp14="http://schemas.microsoft.com/office/word/2010/wordprocessingDrawing" xmlns:wp="http://schemas.openxmlformats.org/drawingml/2006/wordprocessingDrawing" xmlns:w10="urn:schemas-microsoft-com:office:word" xmlns:w="http://schemas.openxmlformats.org/wordprocessingml/2006/main" xmlns:w14="http://schemas.microsoft.com/office/word/2010/wordml" xmlns:w15="http://schemas.microsoft.com/office/word/2012/wordml" xmlns:w16cex="http://schemas.microsoft.com/office/word/2018/wordml/cex" xmlns:w16cid="http://schemas.microsoft.com/office/word/2016/wordml/cid" xmlns:w16="http://schemas.microsoft.com/office/word/2018/wordml" xmlns:w16sdtdh="http://schemas.microsoft.com/office/word/2020/wordml/sdtdatahash" xmlns:w16se="http://schemas.microsoft.com/office/word/2015/wordml/symex" xmlns:wpg="http://schemas.microsoft.com/office/word/2010/wordprocessingGroup" xmlns:wpi="http://schemas.microsoft.com/office/word/2010/wordprocessingInk" xmlns:wne="http://schemas.microsoft.com/office/word/2006/wordml" xmlns:wps="http://schemas.microsoft.com/office/word/2010/wordprocessingShape" mc:Ignorable="w14 w15 w16se w16cid w16 w16cex w16sdtdh wp14">
+<w:hdr xmlns:wpc="http://schemas.microsoft.com/office/word/2010/wordprocessingCanvas" xmlns:cx="http://schemas.microsoft.com/office/drawing/2014/chartex" xmlns:cx1="http://schemas.microsoft.com/office/drawing/2015/9/8/chartex" xmlns:cx2="http://schemas.microsoft.com/office/drawing/2015/10/21/chartex" xmlns:cx3="http://schemas.microsoft.com/office/drawing/2016/5/9/chartex" xmlns:cx4="http://schemas.microsoft.com/office/drawing/2016/5/10/chartex" xmlns:cx5="http://schemas.microsoft.com/office/drawing/2016/5/11/chartex" xmlns:cx6="http://schemas.microsoft.com/office/drawing/2016/5/12/chartex" xmlns:cx7="http://schemas.microsoft.com/office/drawing/2016/5/13/chartex" xmlns:cx8="http://schemas.microsoft.com/office/drawing/2016/5/14/chartex" xmlns:mc="http://schemas.openxmlformats.org/markup-compatibility/2006" xmlns:aink="http://schemas.microsoft.com/office/drawing/2016/ink" xmlns:am3d="http://schemas.microsoft.com/office/drawing/2017/model3d" xmlns:o="urn:schemas-microsoft-com:office:office" xmlns:oel="http://schemas.microsoft.com/office/2019/extlst" xmlns:r="http://schemas.openxmlformats.org/officeDocument/2006/relationships" xmlns:m="http://schemas.openxmlformats.org/officeDocument/2006/math" xmlns:v="urn:schemas-microsoft-com:vml" xmlns:wp14="http://schemas.microsoft.com/office/word/2010/wordprocessingDrawing" xmlns:wp="http://schemas.openxmlformats.org/drawingml/2006/wordprocessingDrawing" xmlns:w10="urn:schemas-microsoft-com:office:word" xmlns:w="http://schemas.openxmlformats.org/wordprocessingml/2006/main" xmlns:w14="http://schemas.microsoft.com/office/word/2010/wordml" xmlns:w15="http://schemas.microsoft.com/office/word/2012/wordml" xmlns:w16cex="http://schemas.microsoft.com/office/word/2018/wordml/cex" xmlns:w16cid="http://schemas.microsoft.com/office/word/2016/wordml/cid" xmlns:w16="http://schemas.microsoft.com/office/word/2018/wordml" xmlns:w16du="http://schemas.microsoft.com/office/word/2023/wordml/word16du" xmlns:w16sdtdh="http://schemas.microsoft.com/office/word/2020/wordml/sdtdatahash" xmlns:w16sdtfl="http://schemas.microsoft.com/office/word/2024/wordml/sdtformatlock" xmlns:w16se="http://schemas.microsoft.com/office/word/2015/wordml/symex" xmlns:wpg="http://schemas.microsoft.com/office/word/2010/wordprocessingGroup" xmlns:wpi="http://schemas.microsoft.com/office/word/2010/wordprocessingInk" xmlns:wne="http://schemas.microsoft.com/office/word/2006/wordml" xmlns:wps="http://schemas.microsoft.com/office/word/2010/wordprocessingShape" mc:Ignorable="w14 w15 w16se w16cid w16 w16cex w16sdtdh w16sdtfl w16du wp14">
   <w:p>
     <w:pPr>
       <w:pStyle w:val="Header"/>
@@ -707,7 +748,7 @@
 </file>
 
 <file path=word/header3.xml><?xml version="1.0" encoding="utf-8"?>
-<w:hdr xmlns:wpc="http://schemas.microsoft.com/office/word/2010/wordprocessingCanvas" xmlns:cx="http://schemas.microsoft.com/office/drawing/2014/chartex" xmlns:cx1="http://schemas.microsoft.com/office/drawing/2015/9/8/chartex" xmlns:cx2="http://schemas.microsoft.com/office/drawing/2015/10/21/chartex" xmlns:cx3="http://schemas.microsoft.com/office/drawing/2016/5/9/chartex" xmlns:cx4="http://schemas.microsoft.com/office/drawing/2016/5/10/chartex" xmlns:cx5="http://schemas.microsoft.com/office/drawing/2016/5/11/chartex" xmlns:cx6="http://schemas.microsoft.com/office/drawing/2016/5/12/chartex" xmlns:cx7="http://schemas.microsoft.com/office/drawing/2016/5/13/chartex" xmlns:cx8="http://schemas.microsoft.com/office/drawing/2016/5/14/chartex" xmlns:mc="http://schemas.openxmlformats.org/markup-compatibility/2006" xmlns:aink="http://schemas.microsoft.com/office/drawing/2016/ink" xmlns:am3d="http://schemas.microsoft.com/office/drawing/2017/model3d" xmlns:o="urn:schemas-microsoft-com:office:office" xmlns:oel="http://schemas.microsoft.com/office/2019/extlst" xmlns:r="http://schemas.openxmlformats.org/officeDocument/2006/relationships" xmlns:m="http://schemas.openxmlformats.org/officeDocument/2006/math" xmlns:v="urn:schemas-microsoft-com:vml" xmlns:wp14="http://schemas.microsoft.com/office/word/2010/wordprocessingDrawing" xmlns:wp="http://schemas.openxmlformats.org/drawingml/2006/wordprocessingDrawing" xmlns:w10="urn:schemas-microsoft-com:office:word" xmlns:w="http://schemas.openxmlformats.org/wordprocessingml/2006/main" xmlns:w14="http://schemas.microsoft.com/office/word/2010/wordml" xmlns:w15="http://schemas.microsoft.com/office/word/2012/wordml" xmlns:w16cex="http://schemas.microsoft.com/office/word/2018/wordml/cex" xmlns:w16cid="http://schemas.microsoft.com/office/word/2016/wordml/cid" xmlns:w16="http://schemas.microsoft.com/office/word/2018/wordml" xmlns:w16sdtdh="http://schemas.microsoft.com/office/word/2020/wordml/sdtdatahash" xmlns:w16se="http://schemas.microsoft.com/office/word/2015/wordml/symex" xmlns:wpg="http://schemas.microsoft.com/office/word/2010/wordprocessingGroup" xmlns:wpi="http://schemas.microsoft.com/office/word/2010/wordprocessingInk" xmlns:wne="http://schemas.microsoft.com/office/word/2006/wordml" xmlns:wps="http://schemas.microsoft.com/office/word/2010/wordprocessingShape" mc:Ignorable="w14 w15 w16se w16cid w16 w16cex w16sdtdh wp14">
+<w:hdr xmlns:wpc="http://schemas.microsoft.com/office/word/2010/wordprocessingCanvas" xmlns:cx="http://schemas.microsoft.com/office/drawing/2014/chartex" xmlns:cx1="http://schemas.microsoft.com/office/drawing/2015/9/8/chartex" xmlns:cx2="http://schemas.microsoft.com/office/drawing/2015/10/21/chartex" xmlns:cx3="http://schemas.microsoft.com/office/drawing/2016/5/9/chartex" xmlns:cx4="http://schemas.microsoft.com/office/drawing/2016/5/10/chartex" xmlns:cx5="http://schemas.microsoft.com/office/drawing/2016/5/11/chartex" xmlns:cx6="http://schemas.microsoft.com/office/drawing/2016/5/12/chartex" xmlns:cx7="http://schemas.microsoft.com/office/drawing/2016/5/13/chartex" xmlns:cx8="http://schemas.microsoft.com/office/drawing/2016/5/14/chartex" xmlns:mc="http://schemas.openxmlformats.org/markup-compatibility/2006" xmlns:aink="http://schemas.microsoft.com/office/drawing/2016/ink" xmlns:am3d="http://schemas.microsoft.com/office/drawing/2017/model3d" xmlns:o="urn:schemas-microsoft-com:office:office" xmlns:oel="http://schemas.microsoft.com/office/2019/extlst" xmlns:r="http://schemas.openxmlformats.org/officeDocument/2006/relationships" xmlns:m="http://schemas.openxmlformats.org/officeDocument/2006/math" xmlns:v="urn:schemas-microsoft-com:vml" xmlns:wp14="http://schemas.microsoft.com/office/word/2010/wordprocessingDrawing" xmlns:wp="http://schemas.openxmlformats.org/drawingml/2006/wordprocessingDrawing" xmlns:w10="urn:schemas-microsoft-com:office:word" xmlns:w="http://schemas.openxmlformats.org/wordprocessingml/2006/main" xmlns:w14="http://schemas.microsoft.com/office/word/2010/wordml" xmlns:w15="http://schemas.microsoft.com/office/word/2012/wordml" xmlns:w16cex="http://schemas.microsoft.com/office/word/2018/wordml/cex" xmlns:w16cid="http://schemas.microsoft.com/office/word/2016/wordml/cid" xmlns:w16="http://schemas.microsoft.com/office/word/2018/wordml" xmlns:w16du="http://schemas.microsoft.com/office/word/2023/wordml/word16du" xmlns:w16sdtdh="http://schemas.microsoft.com/office/word/2020/wordml/sdtdatahash" xmlns:w16sdtfl="http://schemas.microsoft.com/office/word/2024/wordml/sdtformatlock" xmlns:w16se="http://schemas.microsoft.com/office/word/2015/wordml/symex" xmlns:wpg="http://schemas.microsoft.com/office/word/2010/wordprocessingGroup" xmlns:wpi="http://schemas.microsoft.com/office/word/2010/wordprocessingInk" xmlns:wne="http://schemas.microsoft.com/office/word/2006/wordml" xmlns:wps="http://schemas.microsoft.com/office/word/2010/wordprocessingShape" mc:Ignorable="w14 w15 w16se w16cid w16 w16cex w16sdtdh w16sdtfl w16du wp14">
   <w:p>
     <w:pPr>
       <w:pStyle w:val="Header"/>
@@ -716,7 +757,7 @@
     <w:r>
       <w:tab/>
       <w:tab/>
-      <w:t>2026-06-17</w:t>
+      <w:t>2026-06-18</w:t>
       <w:br/>
       <w:br/>
     </w:r>
@@ -733,7 +774,7 @@
 </file>
 
 <file path=word/numbering.xml><?xml version="1.0" encoding="utf-8"?>
-<w:numbering xmlns:wpc="http://schemas.microsoft.com/office/word/2010/wordprocessingCanvas" xmlns:cx="http://schemas.microsoft.com/office/drawing/2014/chartex" xmlns:cx1="http://schemas.microsoft.com/office/drawing/2015/9/8/chartex" xmlns:cx2="http://schemas.microsoft.com/office/drawing/2015/10/21/chartex" xmlns:cx3="http://schemas.microsoft.com/office/drawing/2016/5/9/chartex" xmlns:cx4="http://schemas.microsoft.com/office/drawing/2016/5/10/chartex" xmlns:cx5="http://schemas.microsoft.com/office/drawing/2016/5/11/chartex" xmlns:cx6="http://schemas.microsoft.com/office/drawing/2016/5/12/chartex" xmlns:cx7="http://schemas.microsoft.com/office/drawing/2016/5/13/chartex" xmlns:cx8="http://schemas.microsoft.com/office/drawing/2016/5/14/chartex" xmlns:mc="http://schemas.openxmlformats.org/markup-compatibility/2006" xmlns:aink="http://schemas.microsoft.com/office/drawing/2016/ink" xmlns:am3d="http://schemas.microsoft.com/office/drawing/2017/model3d" xmlns:o="urn:schemas-microsoft-com:office:office" xmlns:oel="http://schemas.microsoft.com/office/2019/extlst" xmlns:r="http://schemas.openxmlformats.org/officeDocument/2006/relationships" xmlns:m="http://schemas.openxmlformats.org/officeDocument/2006/math" xmlns:v="urn:schemas-microsoft-com:vml" xmlns:wp14="http://schemas.microsoft.com/office/word/2010/wordprocessingDrawing" xmlns:wp="http://schemas.openxmlformats.org/drawingml/2006/wordprocessingDrawing" xmlns:w10="urn:schemas-microsoft-com:office:word" xmlns:w="http://schemas.openxmlformats.org/wordprocessingml/2006/main" xmlns:w14="http://schemas.microsoft.com/office/word/2010/wordml" xmlns:w15="http://schemas.microsoft.com/office/word/2012/wordml" xmlns:w16cex="http://schemas.microsoft.com/office/word/2018/wordml/cex" xmlns:w16cid="http://schemas.microsoft.com/office/word/2016/wordml/cid" xmlns:w16="http://schemas.microsoft.com/office/word/2018/wordml" xmlns:w16sdtdh="http://schemas.microsoft.com/office/word/2020/wordml/sdtdatahash" xmlns:w16se="http://schemas.microsoft.com/office/word/2015/wordml/symex" xmlns:wpg="http://schemas.microsoft.com/office/word/2010/wordprocessingGroup" xmlns:wpi="http://schemas.microsoft.com/office/word/2010/wordprocessingInk" xmlns:wne="http://schemas.microsoft.com/office/word/2006/wordml" xmlns:wps="http://schemas.microsoft.com/office/word/2010/wordprocessingShape" mc:Ignorable="w14 w15 w16se w16cid w16 w16cex w16sdtdh wp14">
+<w:numbering xmlns:wpc="http://schemas.microsoft.com/office/word/2010/wordprocessingCanvas" xmlns:cx="http://schemas.microsoft.com/office/drawing/2014/chartex" xmlns:cx1="http://schemas.microsoft.com/office/drawing/2015/9/8/chartex" xmlns:cx2="http://schemas.microsoft.com/office/drawing/2015/10/21/chartex" xmlns:cx3="http://schemas.microsoft.com/office/drawing/2016/5/9/chartex" xmlns:cx4="http://schemas.microsoft.com/office/drawing/2016/5/10/chartex" xmlns:cx5="http://schemas.microsoft.com/office/drawing/2016/5/11/chartex" xmlns:cx6="http://schemas.microsoft.com/office/drawing/2016/5/12/chartex" xmlns:cx7="http://schemas.microsoft.com/office/drawing/2016/5/13/chartex" xmlns:cx8="http://schemas.microsoft.com/office/drawing/2016/5/14/chartex" xmlns:mc="http://schemas.openxmlformats.org/markup-compatibility/2006" xmlns:aink="http://schemas.microsoft.com/office/drawing/2016/ink" xmlns:am3d="http://schemas.microsoft.com/office/drawing/2017/model3d" xmlns:o="urn:schemas-microsoft-com:office:office" xmlns:oel="http://schemas.microsoft.com/office/2019/extlst" xmlns:r="http://schemas.openxmlformats.org/officeDocument/2006/relationships" xmlns:m="http://schemas.openxmlformats.org/officeDocument/2006/math" xmlns:v="urn:schemas-microsoft-com:vml" xmlns:wp14="http://schemas.microsoft.com/office/word/2010/wordprocessingDrawing" xmlns:wp="http://schemas.openxmlformats.org/drawingml/2006/wordprocessingDrawing" xmlns:w10="urn:schemas-microsoft-com:office:word" xmlns:w="http://schemas.openxmlformats.org/wordprocessingml/2006/main" xmlns:w14="http://schemas.microsoft.com/office/word/2010/wordml" xmlns:w15="http://schemas.microsoft.com/office/word/2012/wordml" xmlns:w16cex="http://schemas.microsoft.com/office/word/2018/wordml/cex" xmlns:w16cid="http://schemas.microsoft.com/office/word/2016/wordml/cid" xmlns:w16="http://schemas.microsoft.com/office/word/2018/wordml" xmlns:w16du="http://schemas.microsoft.com/office/word/2023/wordml/word16du" xmlns:w16sdtdh="http://schemas.microsoft.com/office/word/2020/wordml/sdtdatahash" xmlns:w16sdtfl="http://schemas.microsoft.com/office/word/2024/wordml/sdtformatlock" xmlns:w16se="http://schemas.microsoft.com/office/word/2015/wordml/symex" xmlns:wpg="http://schemas.microsoft.com/office/word/2010/wordprocessingGroup" xmlns:wpi="http://schemas.microsoft.com/office/word/2010/wordprocessingInk" xmlns:wne="http://schemas.microsoft.com/office/word/2006/wordml" xmlns:wps="http://schemas.microsoft.com/office/word/2010/wordprocessingShape" mc:Ignorable="w14 w15 w16se w16cid w16 w16cex w16sdtdh w16sdtfl w16du wp14">
   <w:abstractNum w:abstractNumId="0" w15:restartNumberingAfterBreak="0">
     <w:nsid w:val="FFFFFF7C"/>
     <w:multiLevelType w:val="singleLevel"/>
@@ -936,7 +977,7 @@
 </file>
 
 <file path=word/styles.xml><?xml version="1.0" encoding="utf-8"?>
-<w:styles xmlns:mc="http://schemas.openxmlformats.org/markup-compatibility/2006" xmlns:r="http://schemas.openxmlformats.org/officeDocument/2006/relationships" xmlns:w="http://schemas.openxmlformats.org/wordprocessingml/2006/main" xmlns:w14="http://schemas.microsoft.com/office/word/2010/wordml" xmlns:w15="http://schemas.microsoft.com/office/word/2012/wordml" xmlns:w16cex="http://schemas.microsoft.com/office/word/2018/wordml/cex" xmlns:w16cid="http://schemas.microsoft.com/office/word/2016/wordml/cid" xmlns:w16="http://schemas.microsoft.com/office/word/2018/wordml" xmlns:w16sdtdh="http://schemas.microsoft.com/office/word/2020/wordml/sdtdatahash" xmlns:w16se="http://schemas.microsoft.com/office/word/2015/wordml/symex" mc:Ignorable="w14 w15 w16se w16cid w16 w16cex w16sdtdh">
+<w:styles xmlns:mc="http://schemas.openxmlformats.org/markup-compatibility/2006" xmlns:r="http://schemas.openxmlformats.org/officeDocument/2006/relationships" xmlns:w="http://schemas.openxmlformats.org/wordprocessingml/2006/main" xmlns:w14="http://schemas.microsoft.com/office/word/2010/wordml" xmlns:w15="http://schemas.microsoft.com/office/word/2012/wordml" xmlns:w16cex="http://schemas.microsoft.com/office/word/2018/wordml/cex" xmlns:w16cid="http://schemas.microsoft.com/office/word/2016/wordml/cid" xmlns:w16="http://schemas.microsoft.com/office/word/2018/wordml" xmlns:w16du="http://schemas.microsoft.com/office/word/2023/wordml/word16du" xmlns:w16sdtdh="http://schemas.microsoft.com/office/word/2020/wordml/sdtdatahash" xmlns:w16sdtfl="http://schemas.microsoft.com/office/word/2024/wordml/sdtformatlock" xmlns:w16se="http://schemas.microsoft.com/office/word/2015/wordml/symex" mc:Ignorable="w14 w15 w16se w16cid w16 w16cex w16sdtdh w16sdtfl w16du">
   <w:docDefaults>
     <w:rPrDefault>
       <w:rPr>
@@ -1694,7 +1735,7 @@
     <w:link w:val="TitleChar"/>
     <w:uiPriority w:val="10"/>
     <w:qFormat/>
-    <w:rsid w:val="007106C8"/>
+    <w:rsid w:val="00E854FA"/>
     <w:pPr>
       <w:spacing w:after="300" w:line="240" w:lineRule="auto"/>
       <w:contextualSpacing/>
@@ -1704,7 +1745,7 @@
       <w:rFonts w:eastAsiaTheme="majorEastAsia" w:cstheme="majorBidi"/>
       <w:spacing w:val="5"/>
       <w:kern w:val="28"/>
-      <w:sz w:val="52"/>
+      <w:sz w:val="40"/>
       <w:szCs w:val="52"/>
       <w:lang w:val="sv-SE" w:eastAsia="en-US" w:bidi="ar-SA"/>
     </w:rPr>
@@ -1714,12 +1755,12 @@
     <w:basedOn w:val="DefaultParagraphFont"/>
     <w:link w:val="Title"/>
     <w:uiPriority w:val="10"/>
-    <w:rsid w:val="007106C8"/>
+    <w:rsid w:val="00E854FA"/>
     <w:rPr>
       <w:rFonts w:ascii="Times New Roman" w:eastAsiaTheme="majorEastAsia" w:hAnsi="Times New Roman" w:cstheme="majorBidi"/>
       <w:spacing w:val="5"/>
       <w:kern w:val="28"/>
-      <w:sz w:val="52"/>
+      <w:sz w:val="40"/>
       <w:szCs w:val="52"/>
       <w:lang w:val="sv-SE" w:eastAsia="en-US" w:bidi="ar-SA"/>
     </w:rPr>

--- a/klagomål/A 53654-2025 FSC-klagomål.docx
+++ b/klagomål/A 53654-2025 FSC-klagomål.docx
@@ -757,7 +757,7 @@
     <w:r>
       <w:tab/>
       <w:tab/>
-      <w:t>2026-06-18</w:t>
+      <w:t>2026-06-19</w:t>
       <w:br/>
       <w:br/>
     </w:r>

--- a/klagomål/A 53654-2025 FSC-klagomål.docx
+++ b/klagomål/A 53654-2025 FSC-klagomål.docx
@@ -757,7 +757,7 @@
     <w:r>
       <w:tab/>
       <w:tab/>
-      <w:t>2026-06-19</w:t>
+      <w:t>2026-06-20</w:t>
       <w:br/>
       <w:br/>
     </w:r>

--- a/klagomål/A 53654-2025 FSC-klagomål.docx
+++ b/klagomål/A 53654-2025 FSC-klagomål.docx
@@ -168,38 +168,7 @@
     </w:p>
     <w:p>
       <w:r>
-        <w:t>Detta dokument behandlar höga naturvärden i avverkningsanmälan A 53654-2025 i Ljusdals kommun som inkom 2025-10-30 och omfattar 12,9 ha.</w:t>
-      </w:r>
-    </w:p>
-    <w:p>
-      <w:r>
-        <w:t>Nedan presenteras fynd av naturvårdsarter och fridlysta arter som gjorts i det avverkningsanmälda området, samt relevanta utdrag ur standarderna för FSC, Chain of Custody, Controlled Wood och PEFC.</w:t>
-      </w:r>
-    </w:p>
-    <w:p>
-      <w:r>
-        <w:t>Vi förväntar oss att ni återkommer med ett skriftligt svar på vårt klagomål och även beskriver vilka korrigerande åtgärder ni satt in för att rätta till identifierade brister i er efterlevnad av den svenska FSC standarden.</w:t>
-      </w:r>
-    </w:p>
-    <w:p>
-      <w:pPr>
-        <w:pStyle w:val="Heading1"/>
-      </w:pPr>
-      <w:r>
-        <w:t>Naturvårdsarter</w:t>
-      </w:r>
-    </w:p>
-    <w:p>
-      <w:r>
-        <w:t>I och inom 18 meter från avverkningsanmälan har följande 5 naturvårdsarter hittats: garnlav (VU, T), mörk kolflarnlav (NT), varglav (NT, §8), orre (§4) och fläcknycklar (§8). Av dessa är 3 rödlistade. För rödlistade arter har rödlistekategorin angivits inom parentes. Typiska arter inom Natura 2000 som är kopplade till skogsekosystem har markerats med (T). För fridlysta arter anges även paragrafen i Artskyddsförordningen som arten är fridlyst enligt.</w:t>
-      </w:r>
-    </w:p>
-    <w:p>
-      <w:r>
-        <w:t>De påträffade naturvårdsarterna är ett tydligt kvitto på att det rör sig om en skog med höga naturvärden.</w:t>
-      </w:r>
-      <w:r>
-        <w:t xml:space="preserve"> I Figur 1 visas fyndplatser för naturvårdsarter i området, som finns registrerade på Artportalen.</w:t>
+        <w:t>Detta klagomål behandlar höga naturvärden i avverkningsanmälan A 53654-2025 i Ljusdals kommun som inkom 2025-10-30 och omfattar 12,9 ha.</w:t>
       </w:r>
     </w:p>
     <w:p>
@@ -209,7 +178,7 @@
       <w:r>
         <w:drawing>
           <wp:inline xmlns:a="http://schemas.openxmlformats.org/drawingml/2006/main" xmlns:pic="http://schemas.openxmlformats.org/drawingml/2006/picture">
-            <wp:extent cx="5383076" cy="5688000"/>
+            <wp:extent cx="5417146" cy="5724000"/>
             <wp:docPr id="1" name="Picture 1"/>
             <wp:cNvGraphicFramePr>
               <a:graphicFrameLocks noChangeAspect="1"/>
@@ -230,7 +199,7 @@
                   <pic:spPr>
                     <a:xfrm>
                       <a:off x="0" y="0"/>
-                      <a:ext cx="5383076" cy="5688000"/>
+                      <a:ext cx="5417146" cy="5724000"/>
                     </a:xfrm>
                     <a:prstGeom prst="rect"/>
                   </pic:spPr>
@@ -247,53 +216,35 @@
         <w:spacing w:after="240"/>
       </w:pPr>
       <w:r>
-        <w:t>Figur 1. Fyndplatser för naturvårdsarter i och inom 18 meter från avverkningsanmälan (röd linje). Markörer utan svart kant är placerade på fyndplatsen. Markörer med svart kant är placerade vid sidan av fyndplatsen och har ett svart streck som visar fyndplatsens exakta position. Kartans mittpunktskoordinat är N 6853543, E 498352 i SWEREF 99 TM.</w:t>
+        <w:t>Figur 1. Fyndplatser för naturvårdsarter i och inom 18 meter från avverkningsanmälan. Markörer utan svart kant är placerade på fyndplatsen. Markörer med svart kant är placerade vid sidan av fyndplatsen har ett svart streck som visar fyndplatsens exakta position. Kartans mittpunktskoordinat är N 6853543, E 498352 i SWEREF 99 TM.</w:t>
+      </w:r>
+    </w:p>
+    <w:p>
+      <w:r>
+        <w:t>I och inom 18 meter från avverkningsanmälan finns fynd av 5 naturvårdsarter, varav 3 är rödlistade, 3 är fridlysta och 1 är typisk (T): garnlav (VU, T), mörk kolflarnlav (NT), varglav (NT, §8), orre (§4) och fläcknycklar (§8). Se Figur 1.</w:t>
+      </w:r>
+    </w:p>
+    <w:p>
+      <w:r>
+        <w:t>Nedan presenteras relevanta utdrag ur standarderna för FSC, Chain of Custody, Controlled Wood och PEFC.</w:t>
+      </w:r>
+    </w:p>
+    <w:p>
+      <w:r>
+        <w:t>Vi förväntar oss att ni återkommer med ett skriftligt svar på vårt klagomål och även beskriver vilka korrigerande åtgärder ni satt in för att rätta till identifierade brister i er efterlevnad av den svenska FSC standarden.</w:t>
       </w:r>
     </w:p>
     <w:p>
       <w:pPr>
-        <w:pStyle w:val="Heading2"/>
+        <w:pStyle w:val="Heading1"/>
       </w:pPr>
       <w:r>
-        <w:t>Fridlysta arter</w:t>
+        <w:t>Naturvårdsarter och fridlysta arter</w:t>
       </w:r>
     </w:p>
     <w:p>
       <w:r>
-        <w:t>Följande fridlysta arter har sina livsmiljöer och växtplatser i den avverkningsanmälda skogen: varglav (NT, §8), orre (§4) och fläcknycklar (§8).</w:t>
-      </w:r>
-    </w:p>
-    <w:p>
-      <w:r>
-        <w:t xml:space="preserve">Observera att medlemsländerna är skyldiga att agera i enlighet med EU:s fågeldirektiv där det uttryckligen står att direktivet gäller för fåglar samt för deras ägg, bon och </w:t>
-      </w:r>
-      <w:r>
-        <w:rPr>
-          <w:b/>
-        </w:rPr>
-        <w:t xml:space="preserve">livsmiljöer </w:t>
-      </w:r>
-      <w:r>
-        <w:t>(artikel 1). Vidare att de åtgärder som vidtas inte får leda till en försämring av den nuvarande situationen beträffande bevarandet av de fågelarter som avses i artikel 1 (artikel 13). Fågeldirektivet är styrande för tillsynsansvariga myndigheters ärendehantering, ställningstaganden och beslutsfattande.</w:t>
-      </w:r>
-    </w:p>
-    <w:p>
-      <w:r>
-        <w:rPr>
-          <w:b/>
-        </w:rPr>
-        <w:t>Varglav (NT, §8)</w:t>
-      </w:r>
-      <w:r>
-        <w:t xml:space="preserve"> växer på gammal, torr, hård ved, främst på torrakor och högstubbar av tall i öppna lägen, främst på myrar och i myrkanter. Lämpliga torrakor nyskapas praktiskt taget inte alls. Arten är placerad högst upp i Skogsstyrelsens värdepyramid för bedömning av skog med höga naturvärden och är fridlyst enligt 8 § artskyddsförordningen. Tidigare fanns varglav även på ved i kulturlandskapet men den har nästan helt försvunnit från denna miljö. På lokaler med riklig förekomst av varglav kan man hitta den sällsynta lavparasiten varglavsknöl (VU), som är knuten till varglav (SLU Artdatabanken, 2024; Nitare &amp; Skogsstyrelsen, 2019).</w:t>
-      </w:r>
-    </w:p>
-    <w:p>
-      <w:pPr>
-        <w:pStyle w:val="Heading2"/>
-      </w:pPr>
-      <w:r>
-        <w:t>Övriga naturvårdsarter</w:t>
+        <w:t>Nedan följer beskrivningar av de naturvårdsarter och fridlysta arter som har sina livsmiljöer och växtplatser i den avverkningsanmälda skogen. De påträffade naturvårdsarterna är ett tydligt kvitto på att det rör sig om en skog med höga naturvärden.</w:t>
       </w:r>
     </w:p>
     <w:p>
@@ -334,6 +285,17 @@
       </w:r>
       <w:r>
         <w:t xml:space="preserve"> är brandberoende och växer nästan uteslutande på kolad hård kärnved av tall. Arten förekommer främst i glesa, öppna tall- och blandbarrskogar av naturskogskaraktär och etableringen verkar ske sent efter brand, kanske först efter 100–300 år. Mörk kolflarnlav indikerar skog med höga naturvärden och vanligast är att den påträffas på rester av nedbrunna torrakor och högstubbar och lågstubbar som är så grova att hela innandömet är urbränt. Tall- och blandbarrskogar av naturskogskaraktär med spår av återkommande bränder hyser höga biologiska värden och bör skyddas (SLU Artdatabanken, 2024).</w:t>
+      </w:r>
+    </w:p>
+    <w:p>
+      <w:r>
+        <w:rPr>
+          <w:b/>
+        </w:rPr>
+        <w:t>Varglav (NT, §8)</w:t>
+      </w:r>
+      <w:r>
+        <w:t xml:space="preserve"> växer på gammal, torr, hård ved, främst på torrakor och högstubbar av tall i öppna lägen, främst på myrar och i myrkanter. Lämpliga torrakor nyskapas praktiskt taget inte alls. Arten är placerad högst upp i Skogsstyrelsens värdepyramid för bedömning av skog med höga naturvärden och är fridlyst enligt 8 § artskyddsförordningen. Tidigare fanns varglav även på ved i kulturlandskapet men den har nästan helt försvunnit från denna miljö. På lokaler med riklig förekomst av varglav kan man hitta den sällsynta lavparasiten varglavsknöl (VU), som är knuten till varglav (SLU Artdatabanken, 2024; Nitare &amp; Skogsstyrelsen, 2019).</w:t>
       </w:r>
     </w:p>
     <w:p>
@@ -757,7 +719,7 @@
     <w:r>
       <w:tab/>
       <w:tab/>
-      <w:t>2026-06-20</w:t>
+      <w:t>2026-06-21</w:t>
       <w:br/>
       <w:br/>
     </w:r>

--- a/klagomål/A 53654-2025 FSC-klagomål.docx
+++ b/klagomål/A 53654-2025 FSC-klagomål.docx
@@ -719,7 +719,7 @@
     <w:r>
       <w:tab/>
       <w:tab/>
-      <w:t>2026-06-21</w:t>
+      <w:t>2026-06-22</w:t>
       <w:br/>
       <w:br/>
     </w:r>

--- a/klagomål/A 53654-2025 FSC-klagomål.docx
+++ b/klagomål/A 53654-2025 FSC-klagomål.docx
@@ -719,7 +719,7 @@
     <w:r>
       <w:tab/>
       <w:tab/>
-      <w:t>2026-06-22</w:t>
+      <w:t>2026-06-23</w:t>
       <w:br/>
       <w:br/>
     </w:r>

--- a/klagomål/A 53654-2025 FSC-klagomål.docx
+++ b/klagomål/A 53654-2025 FSC-klagomål.docx
@@ -719,7 +719,7 @@
     <w:r>
       <w:tab/>
       <w:tab/>
-      <w:t>2026-06-23</w:t>
+      <w:t>2026-06-24</w:t>
       <w:br/>
       <w:br/>
     </w:r>

--- a/klagomål/A 53654-2025 FSC-klagomål.docx
+++ b/klagomål/A 53654-2025 FSC-klagomål.docx
@@ -719,7 +719,7 @@
     <w:r>
       <w:tab/>
       <w:tab/>
-      <w:t>2026-06-24</w:t>
+      <w:t>2026-06-25</w:t>
       <w:br/>
       <w:br/>
     </w:r>

--- a/klagomål/A 53654-2025 FSC-klagomål.docx
+++ b/klagomål/A 53654-2025 FSC-klagomål.docx
@@ -719,7 +719,7 @@
     <w:r>
       <w:tab/>
       <w:tab/>
-      <w:t>2026-06-25</w:t>
+      <w:t>2026-06-26</w:t>
       <w:br/>
       <w:br/>
     </w:r>

--- a/klagomål/A 53654-2025 FSC-klagomål.docx
+++ b/klagomål/A 53654-2025 FSC-klagomål.docx
@@ -719,7 +719,7 @@
     <w:r>
       <w:tab/>
       <w:tab/>
-      <w:t>2026-06-26</w:t>
+      <w:t>2026-06-27</w:t>
       <w:br/>
       <w:br/>
     </w:r>

--- a/klagomål/A 53654-2025 FSC-klagomål.docx
+++ b/klagomål/A 53654-2025 FSC-klagomål.docx
@@ -719,7 +719,7 @@
     <w:r>
       <w:tab/>
       <w:tab/>
-      <w:t>2026-06-27</w:t>
+      <w:t>2026-06-28</w:t>
       <w:br/>
       <w:br/>
     </w:r>

--- a/klagomål/A 53654-2025 FSC-klagomål.docx
+++ b/klagomål/A 53654-2025 FSC-klagomål.docx
@@ -719,7 +719,7 @@
     <w:r>
       <w:tab/>
       <w:tab/>
-      <w:t>2026-06-28</w:t>
+      <w:t>2026-06-29</w:t>
       <w:br/>
       <w:br/>
     </w:r>

--- a/klagomål/A 53654-2025 FSC-klagomål.docx
+++ b/klagomål/A 53654-2025 FSC-klagomål.docx
@@ -719,7 +719,7 @@
     <w:r>
       <w:tab/>
       <w:tab/>
-      <w:t>2026-06-29</w:t>
+      <w:t>2026-06-30</w:t>
       <w:br/>
       <w:br/>
     </w:r>

--- a/klagomål/A 53654-2025 FSC-klagomål.docx
+++ b/klagomål/A 53654-2025 FSC-klagomål.docx
@@ -719,7 +719,7 @@
     <w:r>
       <w:tab/>
       <w:tab/>
-      <w:t>2026-06-30</w:t>
+      <w:t>2026-07-01</w:t>
       <w:br/>
       <w:br/>
     </w:r>

--- a/klagomål/A 53654-2025 FSC-klagomål.docx
+++ b/klagomål/A 53654-2025 FSC-klagomål.docx
@@ -719,7 +719,7 @@
     <w:r>
       <w:tab/>
       <w:tab/>
-      <w:t>2026-07-01</w:t>
+      <w:t>2026-07-02</w:t>
       <w:br/>
       <w:br/>
     </w:r>

--- a/klagomål/A 53654-2025 FSC-klagomål.docx
+++ b/klagomål/A 53654-2025 FSC-klagomål.docx
@@ -719,7 +719,7 @@
     <w:r>
       <w:tab/>
       <w:tab/>
-      <w:t>2026-07-13</w:t>
+      <w:t>2026-07-14</w:t>
       <w:br/>
       <w:br/>
     </w:r>

--- a/klagomål/A 53654-2025 FSC-klagomål.docx
+++ b/klagomål/A 53654-2025 FSC-klagomål.docx
@@ -719,7 +719,7 @@
     <w:r>
       <w:tab/>
       <w:tab/>
-      <w:t>2026-07-14</w:t>
+      <w:t>2026-07-15</w:t>
       <w:br/>
       <w:br/>
     </w:r>

--- a/klagomål/A 53654-2025 FSC-klagomål.docx
+++ b/klagomål/A 53654-2025 FSC-klagomål.docx
@@ -719,7 +719,7 @@
     <w:r>
       <w:tab/>
       <w:tab/>
-      <w:t>2026-07-15</w:t>
+      <w:t>2026-07-16</w:t>
       <w:br/>
       <w:br/>
     </w:r>

--- a/klagomål/A 53654-2025 FSC-klagomål.docx
+++ b/klagomål/A 53654-2025 FSC-klagomål.docx
@@ -719,7 +719,7 @@
     <w:r>
       <w:tab/>
       <w:tab/>
-      <w:t>2026-07-16</w:t>
+      <w:t>2026-07-17</w:t>
       <w:br/>
       <w:br/>
     </w:r>

--- a/klagomål/A 53654-2025 FSC-klagomål.docx
+++ b/klagomål/A 53654-2025 FSC-klagomål.docx
@@ -719,7 +719,7 @@
     <w:r>
       <w:tab/>
       <w:tab/>
-      <w:t>2026-07-17</w:t>
+      <w:t>2026-07-18</w:t>
       <w:br/>
       <w:br/>
     </w:r>

--- a/klagomål/A 53654-2025 FSC-klagomål.docx
+++ b/klagomål/A 53654-2025 FSC-klagomål.docx
@@ -719,7 +719,7 @@
     <w:r>
       <w:tab/>
       <w:tab/>
-      <w:t>2026-07-18</w:t>
+      <w:t>2026-07-19</w:t>
       <w:br/>
       <w:br/>
     </w:r>

--- a/klagomål/A 53654-2025 FSC-klagomål.docx
+++ b/klagomål/A 53654-2025 FSC-klagomål.docx
@@ -719,7 +719,7 @@
     <w:r>
       <w:tab/>
       <w:tab/>
-      <w:t>2026-07-19</w:t>
+      <w:t>2026-07-20</w:t>
       <w:br/>
       <w:br/>
     </w:r>

--- a/klagomål/A 53654-2025 FSC-klagomål.docx
+++ b/klagomål/A 53654-2025 FSC-klagomål.docx
@@ -719,7 +719,7 @@
     <w:r>
       <w:tab/>
       <w:tab/>
-      <w:t>2026-07-20</w:t>
+      <w:t>2026-07-21</w:t>
       <w:br/>
       <w:br/>
     </w:r>

--- a/klagomål/A 53654-2025 FSC-klagomål.docx
+++ b/klagomål/A 53654-2025 FSC-klagomål.docx
@@ -719,7 +719,7 @@
     <w:r>
       <w:tab/>
       <w:tab/>
-      <w:t>2026-07-21</w:t>
+      <w:t>2026-07-22</w:t>
       <w:br/>
       <w:br/>
     </w:r>

--- a/klagomål/A 53654-2025 FSC-klagomål.docx
+++ b/klagomål/A 53654-2025 FSC-klagomål.docx
@@ -719,7 +719,7 @@
     <w:r>
       <w:tab/>
       <w:tab/>
-      <w:t>2026-07-22</w:t>
+      <w:t>2026-07-23</w:t>
       <w:br/>
       <w:br/>
     </w:r>

--- a/klagomål/A 53654-2025 FSC-klagomål.docx
+++ b/klagomål/A 53654-2025 FSC-klagomål.docx
@@ -719,7 +719,7 @@
     <w:r>
       <w:tab/>
       <w:tab/>
-      <w:t>2026-07-23</w:t>
+      <w:t>2026-07-24</w:t>
       <w:br/>
       <w:br/>
     </w:r>

--- a/klagomål/A 53654-2025 FSC-klagomål.docx
+++ b/klagomål/A 53654-2025 FSC-klagomål.docx
@@ -719,7 +719,7 @@
     <w:r>
       <w:tab/>
       <w:tab/>
-      <w:t>2026-07-24</w:t>
+      <w:t>2026-07-25</w:t>
       <w:br/>
       <w:br/>
     </w:r>

--- a/klagomål/A 53654-2025 FSC-klagomål.docx
+++ b/klagomål/A 53654-2025 FSC-klagomål.docx
@@ -719,7 +719,7 @@
     <w:r>
       <w:tab/>
       <w:tab/>
-      <w:t>2026-07-25</w:t>
+      <w:t>2026-07-26</w:t>
       <w:br/>
       <w:br/>
     </w:r>

--- a/klagomål/A 53654-2025 FSC-klagomål.docx
+++ b/klagomål/A 53654-2025 FSC-klagomål.docx
@@ -719,7 +719,7 @@
     <w:r>
       <w:tab/>
       <w:tab/>
-      <w:t>2026-07-26</w:t>
+      <w:t>2026-07-27</w:t>
       <w:br/>
       <w:br/>
     </w:r>

--- a/klagomål/A 53654-2025 FSC-klagomål.docx
+++ b/klagomål/A 53654-2025 FSC-klagomål.docx
@@ -719,7 +719,7 @@
     <w:r>
       <w:tab/>
       <w:tab/>
-      <w:t>2026-07-27</w:t>
+      <w:t>2026-07-28</w:t>
       <w:br/>
       <w:br/>
     </w:r>

--- a/klagomål/A 53654-2025 FSC-klagomål.docx
+++ b/klagomål/A 53654-2025 FSC-klagomål.docx
@@ -719,7 +719,7 @@
     <w:r>
       <w:tab/>
       <w:tab/>
-      <w:t>2026-07-28</w:t>
+      <w:t>2026-07-29</w:t>
       <w:br/>
       <w:br/>
     </w:r>

--- a/klagomål/A 53654-2025 FSC-klagomål.docx
+++ b/klagomål/A 53654-2025 FSC-klagomål.docx
@@ -719,7 +719,7 @@
     <w:r>
       <w:tab/>
       <w:tab/>
-      <w:t>2026-07-29</w:t>
+      <w:t>2026-07-30</w:t>
       <w:br/>
       <w:br/>
     </w:r>

--- a/klagomål/A 53654-2025 FSC-klagomål.docx
+++ b/klagomål/A 53654-2025 FSC-klagomål.docx
@@ -719,7 +719,7 @@
     <w:r>
       <w:tab/>
       <w:tab/>
-      <w:t>2026-07-30</w:t>
+      <w:t>2026-07-31</w:t>
       <w:br/>
       <w:br/>
     </w:r>

--- a/klagomål/A 53654-2025 FSC-klagomål.docx
+++ b/klagomål/A 53654-2025 FSC-klagomål.docx
@@ -719,7 +719,7 @@
     <w:r>
       <w:tab/>
       <w:tab/>
-      <w:t>2026-07-31</w:t>
+      <w:t>2026-08-01</w:t>
       <w:br/>
       <w:br/>
     </w:r>

--- a/klagomål/A 53654-2025 FSC-klagomål.docx
+++ b/klagomål/A 53654-2025 FSC-klagomål.docx
@@ -719,7 +719,7 @@
     <w:r>
       <w:tab/>
       <w:tab/>
-      <w:t>2026-08-01</w:t>
+      <w:t>2026-08-02</w:t>
       <w:br/>
       <w:br/>
     </w:r>

--- a/klagomål/A 53654-2025 FSC-klagomål.docx
+++ b/klagomål/A 53654-2025 FSC-klagomål.docx
@@ -719,7 +719,7 @@
     <w:r>
       <w:tab/>
       <w:tab/>
-      <w:t>2026-08-02</w:t>
+      <w:t>2026-08-03</w:t>
       <w:br/>
       <w:br/>
     </w:r>

--- a/klagomål/A 53654-2025 FSC-klagomål.docx
+++ b/klagomål/A 53654-2025 FSC-klagomål.docx
@@ -719,7 +719,7 @@
     <w:r>
       <w:tab/>
       <w:tab/>
-      <w:t>2026-08-03</w:t>
+      <w:t>2026-08-05</w:t>
       <w:br/>
       <w:br/>
     </w:r>

--- a/klagomål/A 53654-2025 FSC-klagomål.docx
+++ b/klagomål/A 53654-2025 FSC-klagomål.docx
@@ -719,7 +719,7 @@
     <w:r>
       <w:tab/>
       <w:tab/>
-      <w:t>2026-08-05</w:t>
+      <w:t>2026-08-07</w:t>
       <w:br/>
       <w:br/>
     </w:r>

--- a/klagomål/A 53654-2025 FSC-klagomål.docx
+++ b/klagomål/A 53654-2025 FSC-klagomål.docx
@@ -719,7 +719,7 @@
     <w:r>
       <w:tab/>
       <w:tab/>
-      <w:t>2026-08-07</w:t>
+      <w:t>2026-08-08</w:t>
       <w:br/>
       <w:br/>
     </w:r>

--- a/klagomål/A 53654-2025 FSC-klagomål.docx
+++ b/klagomål/A 53654-2025 FSC-klagomål.docx
@@ -216,7 +216,7 @@
         <w:spacing w:after="240"/>
       </w:pPr>
       <w:r>
-        <w:t>Figur 1. Fyndplatser för naturvårdsarter i och inom 18 meter från avverkningsanmälan. Markörer utan svart kant är placerade på fyndplatsen. Markörer med svart kant är placerade vid sidan av fyndplatsen har ett svart streck som visar fyndplatsens exakta position. Kartans mittpunktskoordinat är N 6853543, E 498352 i SWEREF 99 TM.</w:t>
+        <w:t>Figur 1. Fyndplatser för naturvårdsarter i och inom 18 meter från avverkningsanmälan. Markörer utan svart kant är placerade på fyndplatsen. Markörer med svart kant är placerade vid sidan av fyndplatsen och har ett svart streck som visar fyndplatsens exakta position. Kartans mittpunktskoordinat är N 6853543, E 498352 i SWEREF 99 TM.</w:t>
       </w:r>
     </w:p>
     <w:p>
@@ -719,7 +719,7 @@
     <w:r>
       <w:tab/>
       <w:tab/>
-      <w:t>2026-08-14</w:t>
+      <w:t>2026-08-15</w:t>
       <w:br/>
       <w:br/>
     </w:r>

--- a/klagomål/A 53654-2025 FSC-klagomål.docx
+++ b/klagomål/A 53654-2025 FSC-klagomål.docx
@@ -719,7 +719,7 @@
     <w:r>
       <w:tab/>
       <w:tab/>
-      <w:t>2026-08-15</w:t>
+      <w:t>2026-08-16</w:t>
       <w:br/>
       <w:br/>
     </w:r>

--- a/klagomål/A 53654-2025 FSC-klagomål.docx
+++ b/klagomål/A 53654-2025 FSC-klagomål.docx
@@ -719,7 +719,7 @@
     <w:r>
       <w:tab/>
       <w:tab/>
-      <w:t>2026-08-16</w:t>
+      <w:t>2026-08-17</w:t>
       <w:br/>
       <w:br/>
     </w:r>

--- a/klagomål/A 53654-2025 FSC-klagomål.docx
+++ b/klagomål/A 53654-2025 FSC-klagomål.docx
@@ -719,7 +719,7 @@
     <w:r>
       <w:tab/>
       <w:tab/>
-      <w:t>2026-08-17</w:t>
+      <w:t>2026-08-18</w:t>
       <w:br/>
       <w:br/>
     </w:r>

--- a/klagomål/A 53654-2025 FSC-klagomål.docx
+++ b/klagomål/A 53654-2025 FSC-klagomål.docx
@@ -719,7 +719,7 @@
     <w:r>
       <w:tab/>
       <w:tab/>
-      <w:t>2026-08-18</w:t>
+      <w:t>2026-08-19</w:t>
       <w:br/>
       <w:br/>
     </w:r>

--- a/klagomål/A 53654-2025 FSC-klagomål.docx
+++ b/klagomål/A 53654-2025 FSC-klagomål.docx
@@ -719,7 +719,7 @@
     <w:r>
       <w:tab/>
       <w:tab/>
-      <w:t>2026-08-19</w:t>
+      <w:t>2026-08-20</w:t>
       <w:br/>
       <w:br/>
     </w:r>

--- a/klagomål/A 53654-2025 FSC-klagomål.docx
+++ b/klagomål/A 53654-2025 FSC-klagomål.docx
@@ -719,7 +719,7 @@
     <w:r>
       <w:tab/>
       <w:tab/>
-      <w:t>2026-08-20</w:t>
+      <w:t>2026-08-21</w:t>
       <w:br/>
       <w:br/>
     </w:r>

--- a/klagomål/A 53654-2025 FSC-klagomål.docx
+++ b/klagomål/A 53654-2025 FSC-klagomål.docx
@@ -719,7 +719,7 @@
     <w:r>
       <w:tab/>
       <w:tab/>
-      <w:t>2026-08-21</w:t>
+      <w:t>2026-08-22</w:t>
       <w:br/>
       <w:br/>
     </w:r>
